--- a/practicas/tp-complejidad/aed2 tp1.docx
+++ b/practicas/tp-complejidad/aed2 tp1.docx
@@ -1766,15 +1766,7 @@
           <w:b/>
           <w:bCs/>
         </w:rPr>
-        <w:t>6</w:t>
-      </w:r>
-      <w:r>
-        <w:rPr>
-          <w:rFonts w:eastAsiaTheme="minorEastAsia"/>
-          <w:b/>
-          <w:bCs/>
-        </w:rPr>
-        <w:t>)</w:t>
+        <w:t>6)</w:t>
       </w:r>
     </w:p>
     <w:p>
@@ -1896,19 +1888,7 @@
         <w:rPr>
           <w:rFonts w:eastAsiaTheme="minorEastAsia"/>
         </w:rPr>
-        <w:t xml:space="preserve"> que consiste en dividir los elementos en distintos grupos o </w:t>
-      </w:r>
-      <w:r>
-        <w:rPr>
-          <w:rFonts w:eastAsiaTheme="minorEastAsia"/>
-        </w:rPr>
-        <w:t>“baldes”</w:t>
-      </w:r>
-      <w:r>
-        <w:rPr>
-          <w:rFonts w:eastAsiaTheme="minorEastAsia"/>
-        </w:rPr>
-        <w:t xml:space="preserve"> (</w:t>
+        <w:t xml:space="preserve"> que consiste en dividir los elementos en distintos grupos o “baldes” (</w:t>
       </w:r>
       <w:proofErr w:type="spellStart"/>
       <w:r>
@@ -1989,6 +1969,7 @@
       <w:r>
         <w:rPr>
           <w:rFonts w:eastAsiaTheme="minorEastAsia"/>
+          <w:noProof/>
         </w:rPr>
         <w:drawing>
           <wp:anchor distT="0" distB="0" distL="114300" distR="114300" simplePos="0" relativeHeight="251658240" behindDoc="1" locked="0" layoutInCell="1" allowOverlap="1" wp14:anchorId="5D3FD4DE" wp14:editId="6A33BBE8">
@@ -2139,19 +2120,7 @@
         <w:rPr>
           <w:rFonts w:eastAsiaTheme="minorEastAsia"/>
         </w:rPr>
-        <w:t xml:space="preserve"> Luego a</w:t>
-      </w:r>
-      <w:r>
-        <w:rPr>
-          <w:rFonts w:eastAsiaTheme="minorEastAsia"/>
-        </w:rPr>
-        <w:t>plicamos un algoritmo de ordenamiento para cada balde individual</w:t>
-      </w:r>
-      <w:r>
-        <w:rPr>
-          <w:rFonts w:eastAsiaTheme="minorEastAsia"/>
-        </w:rPr>
-        <w:t>:</w:t>
+        <w:t xml:space="preserve"> Luego aplicamos un algoritmo de ordenamiento para cada balde individual:</w:t>
       </w:r>
     </w:p>
     <w:p>
@@ -2493,8 +2462,2711 @@
       <w:pPr>
         <w:rPr>
           <w:rFonts w:eastAsiaTheme="minorEastAsia"/>
-        </w:rPr>
-      </w:pPr>
+          <w:b/>
+          <w:bCs/>
+        </w:rPr>
+      </w:pPr>
+      <w:r>
+        <w:rPr>
+          <w:rFonts w:eastAsiaTheme="minorEastAsia"/>
+          <w:b/>
+          <w:bCs/>
+        </w:rPr>
+        <w:t xml:space="preserve">Ejercicio </w:t>
+      </w:r>
+      <w:r>
+        <w:rPr>
+          <w:rFonts w:eastAsiaTheme="minorEastAsia"/>
+          <w:b/>
+          <w:bCs/>
+        </w:rPr>
+        <w:t>7)</w:t>
+      </w:r>
+    </w:p>
+    <w:p>
+      <w:pPr>
+        <w:rPr>
+          <w:rFonts w:eastAsiaTheme="minorEastAsia"/>
+          <w:b/>
+          <w:bCs/>
+          <w:vertAlign w:val="superscript"/>
+          <w:lang w:val="en-US"/>
+        </w:rPr>
+      </w:pPr>
+      <w:r>
+        <w:rPr>
+          <w:rFonts w:eastAsiaTheme="minorEastAsia"/>
+          <w:b/>
+          <w:bCs/>
+          <w:lang w:val="en-US"/>
+        </w:rPr>
+        <w:t>a. T(n) = 2T(n/2) + n</w:t>
+      </w:r>
+      <w:r>
+        <w:rPr>
+          <w:rFonts w:eastAsiaTheme="minorEastAsia"/>
+          <w:b/>
+          <w:bCs/>
+          <w:vertAlign w:val="superscript"/>
+          <w:lang w:val="en-US"/>
+        </w:rPr>
+        <w:t>4</w:t>
+      </w:r>
+    </w:p>
+    <w:p>
+      <w:pPr>
+        <w:rPr>
+          <w:rFonts w:eastAsiaTheme="minorEastAsia"/>
+        </w:rPr>
+      </w:pPr>
+      <w:r>
+        <w:rPr>
+          <w:rFonts w:eastAsiaTheme="minorEastAsia"/>
+        </w:rPr>
+        <w:t>De la</w:t>
+      </w:r>
+      <w:r>
+        <w:rPr>
+          <w:rFonts w:eastAsiaTheme="minorEastAsia"/>
+        </w:rPr>
+        <w:t xml:space="preserve"> ecuación se obtiene que a = 2, b =</w:t>
+      </w:r>
+      <w:r>
+        <w:rPr>
+          <w:rFonts w:eastAsiaTheme="minorEastAsia"/>
+        </w:rPr>
+        <w:t xml:space="preserve"> </w:t>
+      </w:r>
+      <w:r>
+        <w:rPr>
+          <w:rFonts w:eastAsiaTheme="minorEastAsia"/>
+        </w:rPr>
+        <w:t>2, f(n) = n</w:t>
+      </w:r>
+      <w:r>
+        <w:rPr>
+          <w:rFonts w:eastAsiaTheme="minorEastAsia"/>
+          <w:vertAlign w:val="superscript"/>
+        </w:rPr>
+        <w:t>4</w:t>
+      </w:r>
+      <w:r>
+        <w:rPr>
+          <w:rFonts w:eastAsiaTheme="minorEastAsia"/>
+        </w:rPr>
+        <w:t xml:space="preserve"> y por tanto c = 4.</w:t>
+      </w:r>
+    </w:p>
+    <w:p>
+      <w:pPr>
+        <w:rPr>
+          <w:rFonts w:eastAsiaTheme="minorEastAsia"/>
+        </w:rPr>
+      </w:pPr>
+      <m:oMathPara>
+        <m:oMath>
+          <m:r>
+            <w:rPr>
+              <w:rFonts w:ascii="Cambria Math" w:eastAsiaTheme="minorEastAsia" w:hAnsi="Cambria Math"/>
+            </w:rPr>
+            <m:t>p=</m:t>
+          </m:r>
+          <m:func>
+            <m:funcPr>
+              <m:ctrlPr>
+                <w:rPr>
+                  <w:rFonts w:ascii="Cambria Math" w:eastAsiaTheme="minorEastAsia" w:hAnsi="Cambria Math"/>
+                  <w:i/>
+                </w:rPr>
+              </m:ctrlPr>
+            </m:funcPr>
+            <m:fName>
+              <m:sSub>
+                <m:sSubPr>
+                  <m:ctrlPr>
+                    <w:rPr>
+                      <w:rFonts w:ascii="Cambria Math" w:eastAsiaTheme="minorEastAsia" w:hAnsi="Cambria Math"/>
+                      <w:i/>
+                    </w:rPr>
+                  </m:ctrlPr>
+                </m:sSubPr>
+                <m:e>
+                  <m:r>
+                    <m:rPr>
+                      <m:sty m:val="p"/>
+                    </m:rPr>
+                    <w:rPr>
+                      <w:rFonts w:ascii="Cambria Math" w:hAnsi="Cambria Math"/>
+                    </w:rPr>
+                    <m:t>log</m:t>
+                  </m:r>
+                </m:e>
+                <m:sub>
+                  <m:r>
+                    <w:rPr>
+                      <w:rFonts w:ascii="Cambria Math" w:eastAsiaTheme="minorEastAsia" w:hAnsi="Cambria Math"/>
+                    </w:rPr>
+                    <m:t>2</m:t>
+                  </m:r>
+                </m:sub>
+              </m:sSub>
+            </m:fName>
+            <m:e>
+              <m:r>
+                <w:rPr>
+                  <w:rFonts w:ascii="Cambria Math" w:eastAsiaTheme="minorEastAsia" w:hAnsi="Cambria Math"/>
+                </w:rPr>
+                <m:t>2</m:t>
+              </m:r>
+            </m:e>
+          </m:func>
+          <m:r>
+            <w:rPr>
+              <w:rFonts w:ascii="Cambria Math" w:eastAsiaTheme="minorEastAsia" w:hAnsi="Cambria Math"/>
+            </w:rPr>
+            <m:t>=1</m:t>
+          </m:r>
+        </m:oMath>
+      </m:oMathPara>
+    </w:p>
+    <w:p>
+      <w:pPr>
+        <w:rPr>
+          <w:rFonts w:eastAsiaTheme="minorEastAsia"/>
+        </w:rPr>
+      </w:pPr>
+      <w:r>
+        <w:rPr>
+          <w:rFonts w:eastAsiaTheme="minorEastAsia"/>
+        </w:rPr>
+        <w:t>Por método maestro simplificado, como p &lt; c, la complejidad temporal resulta</w:t>
+      </w:r>
+      <w:r>
+        <w:rPr>
+          <w:rFonts w:eastAsiaTheme="minorEastAsia"/>
+        </w:rPr>
+        <w:t xml:space="preserve"> </w:t>
+      </w:r>
+      <m:oMath>
+        <m:r>
+          <w:rPr>
+            <w:rFonts w:ascii="Cambria Math" w:eastAsiaTheme="minorEastAsia" w:hAnsi="Cambria Math"/>
+          </w:rPr>
+          <m:t>θ(</m:t>
+        </m:r>
+        <m:sSup>
+          <m:sSupPr>
+            <m:ctrlPr>
+              <w:rPr>
+                <w:rFonts w:ascii="Cambria Math" w:eastAsiaTheme="minorEastAsia" w:hAnsi="Cambria Math"/>
+                <w:i/>
+              </w:rPr>
+            </m:ctrlPr>
+          </m:sSupPr>
+          <m:e>
+            <m:r>
+              <w:rPr>
+                <w:rFonts w:ascii="Cambria Math" w:eastAsiaTheme="minorEastAsia" w:hAnsi="Cambria Math"/>
+              </w:rPr>
+              <m:t>n</m:t>
+            </m:r>
+          </m:e>
+          <m:sup>
+            <m:r>
+              <w:rPr>
+                <w:rFonts w:ascii="Cambria Math" w:eastAsiaTheme="minorEastAsia" w:hAnsi="Cambria Math"/>
+              </w:rPr>
+              <m:t>4</m:t>
+            </m:r>
+          </m:sup>
+        </m:sSup>
+        <m:r>
+          <w:rPr>
+            <w:rFonts w:ascii="Cambria Math" w:eastAsiaTheme="minorEastAsia" w:hAnsi="Cambria Math"/>
+          </w:rPr>
+          <m:t>)</m:t>
+        </m:r>
+      </m:oMath>
+      <w:r>
+        <w:rPr>
+          <w:rFonts w:eastAsiaTheme="minorEastAsia"/>
+        </w:rPr>
+        <w:t>.</w:t>
+      </w:r>
+    </w:p>
+    <w:p>
+      <w:pPr>
+        <w:rPr>
+          <w:rFonts w:eastAsiaTheme="minorEastAsia"/>
+          <w:b/>
+          <w:bCs/>
+        </w:rPr>
+      </w:pPr>
+      <w:r>
+        <w:rPr>
+          <w:rFonts w:eastAsiaTheme="minorEastAsia"/>
+          <w:b/>
+          <w:bCs/>
+        </w:rPr>
+        <w:t>b. T(n) = 2T(7n/10) + n</w:t>
+      </w:r>
+    </w:p>
+    <w:p>
+      <w:pPr>
+        <w:rPr>
+          <w:rFonts w:eastAsiaTheme="minorEastAsia"/>
+        </w:rPr>
+      </w:pPr>
+      <w:r>
+        <w:rPr>
+          <w:rFonts w:eastAsiaTheme="minorEastAsia"/>
+        </w:rPr>
+        <w:t>De la</w:t>
+      </w:r>
+      <w:r>
+        <w:rPr>
+          <w:rFonts w:eastAsiaTheme="minorEastAsia"/>
+        </w:rPr>
+        <w:t xml:space="preserve"> ecuación se obtiene que a = 2, b =</w:t>
+      </w:r>
+      <w:r>
+        <w:rPr>
+          <w:rFonts w:eastAsiaTheme="minorEastAsia"/>
+        </w:rPr>
+        <w:t xml:space="preserve"> 10/7</w:t>
+      </w:r>
+      <w:r>
+        <w:rPr>
+          <w:rFonts w:eastAsiaTheme="minorEastAsia"/>
+        </w:rPr>
+        <w:t>, f(n) = n.</w:t>
+      </w:r>
+    </w:p>
+    <w:p>
+      <w:pPr>
+        <w:rPr>
+          <w:rFonts w:eastAsiaTheme="minorEastAsia"/>
+        </w:rPr>
+      </w:pPr>
+      <m:oMathPara>
+        <m:oMath>
+          <m:r>
+            <w:rPr>
+              <w:rFonts w:ascii="Cambria Math" w:eastAsiaTheme="minorEastAsia" w:hAnsi="Cambria Math"/>
+            </w:rPr>
+            <m:t>p=</m:t>
+          </m:r>
+          <m:func>
+            <m:funcPr>
+              <m:ctrlPr>
+                <w:rPr>
+                  <w:rFonts w:ascii="Cambria Math" w:eastAsiaTheme="minorEastAsia" w:hAnsi="Cambria Math"/>
+                  <w:i/>
+                </w:rPr>
+              </m:ctrlPr>
+            </m:funcPr>
+            <m:fName>
+              <m:sSub>
+                <m:sSubPr>
+                  <m:ctrlPr>
+                    <w:rPr>
+                      <w:rFonts w:ascii="Cambria Math" w:eastAsiaTheme="minorEastAsia" w:hAnsi="Cambria Math"/>
+                      <w:i/>
+                    </w:rPr>
+                  </m:ctrlPr>
+                </m:sSubPr>
+                <m:e>
+                  <m:r>
+                    <m:rPr>
+                      <m:sty m:val="p"/>
+                    </m:rPr>
+                    <w:rPr>
+                      <w:rFonts w:ascii="Cambria Math" w:hAnsi="Cambria Math"/>
+                    </w:rPr>
+                    <m:t>log</m:t>
+                  </m:r>
+                </m:e>
+                <m:sub>
+                  <m:f>
+                    <m:fPr>
+                      <m:ctrlPr>
+                        <w:rPr>
+                          <w:rFonts w:ascii="Cambria Math" w:eastAsiaTheme="minorEastAsia" w:hAnsi="Cambria Math"/>
+                          <w:i/>
+                        </w:rPr>
+                      </m:ctrlPr>
+                    </m:fPr>
+                    <m:num>
+                      <m:r>
+                        <w:rPr>
+                          <w:rFonts w:ascii="Cambria Math" w:eastAsiaTheme="minorEastAsia" w:hAnsi="Cambria Math"/>
+                        </w:rPr>
+                        <m:t>10</m:t>
+                      </m:r>
+                    </m:num>
+                    <m:den>
+                      <m:r>
+                        <w:rPr>
+                          <w:rFonts w:ascii="Cambria Math" w:eastAsiaTheme="minorEastAsia" w:hAnsi="Cambria Math"/>
+                        </w:rPr>
+                        <m:t>7</m:t>
+                      </m:r>
+                    </m:den>
+                  </m:f>
+                </m:sub>
+              </m:sSub>
+            </m:fName>
+            <m:e>
+              <m:r>
+                <w:rPr>
+                  <w:rFonts w:ascii="Cambria Math" w:eastAsiaTheme="minorEastAsia" w:hAnsi="Cambria Math"/>
+                </w:rPr>
+                <m:t>2</m:t>
+              </m:r>
+            </m:e>
+          </m:func>
+          <m:r>
+            <w:rPr>
+              <w:rFonts w:ascii="Cambria Math" w:eastAsiaTheme="minorEastAsia" w:hAnsi="Cambria Math"/>
+            </w:rPr>
+            <m:t>≅1,94</m:t>
+          </m:r>
+        </m:oMath>
+      </m:oMathPara>
+    </w:p>
+    <w:p>
+      <w:pPr>
+        <w:rPr>
+          <w:rFonts w:eastAsiaTheme="minorEastAsia"/>
+        </w:rPr>
+      </w:pPr>
+      <w:r>
+        <w:rPr>
+          <w:rFonts w:eastAsiaTheme="minorEastAsia"/>
+        </w:rPr>
+        <w:t>Esta ecuación</w:t>
+      </w:r>
+      <w:r>
+        <w:rPr>
+          <w:rFonts w:eastAsiaTheme="minorEastAsia"/>
+        </w:rPr>
+        <w:t xml:space="preserve"> corresponde al caso 1 del método maestro</w:t>
+      </w:r>
+      <w:r>
+        <w:rPr>
+          <w:rFonts w:eastAsiaTheme="minorEastAsia"/>
+        </w:rPr>
+        <w:t>:</w:t>
+      </w:r>
+    </w:p>
+    <w:p>
+      <w:pPr>
+        <w:rPr>
+          <w:rFonts w:eastAsiaTheme="minorEastAsia"/>
+        </w:rPr>
+      </w:pPr>
+      <m:oMathPara>
+        <m:oMath>
+          <m:r>
+            <w:rPr>
+              <w:rFonts w:ascii="Cambria Math" w:eastAsiaTheme="minorEastAsia" w:hAnsi="Cambria Math"/>
+            </w:rPr>
+            <m:t>f(n)=O(</m:t>
+          </m:r>
+          <m:sSup>
+            <m:sSupPr>
+              <m:ctrlPr>
+                <w:rPr>
+                  <w:rFonts w:ascii="Cambria Math" w:eastAsiaTheme="minorEastAsia" w:hAnsi="Cambria Math"/>
+                  <w:i/>
+                </w:rPr>
+              </m:ctrlPr>
+            </m:sSupPr>
+            <m:e>
+              <m:r>
+                <w:rPr>
+                  <w:rFonts w:ascii="Cambria Math" w:eastAsiaTheme="minorEastAsia" w:hAnsi="Cambria Math"/>
+                </w:rPr>
+                <m:t>n</m:t>
+              </m:r>
+            </m:e>
+            <m:sup>
+              <m:r>
+                <w:rPr>
+                  <w:rFonts w:ascii="Cambria Math" w:eastAsiaTheme="minorEastAsia" w:hAnsi="Cambria Math"/>
+                </w:rPr>
+                <m:t>1,94 - ε</m:t>
+              </m:r>
+            </m:sup>
+          </m:sSup>
+          <m:r>
+            <w:rPr>
+              <w:rFonts w:ascii="Cambria Math" w:eastAsiaTheme="minorEastAsia" w:hAnsi="Cambria Math"/>
+            </w:rPr>
+            <m:t>)</m:t>
+          </m:r>
+          <m:r>
+            <w:rPr>
+              <w:rFonts w:ascii="Cambria Math" w:eastAsiaTheme="minorEastAsia" w:hAnsi="Cambria Math"/>
+            </w:rPr>
+            <m:t xml:space="preserve"> </m:t>
+          </m:r>
+          <m:r>
+            <w:rPr>
+              <w:rFonts w:ascii="Cambria Math" w:eastAsiaTheme="minorEastAsia" w:hAnsi="Cambria Math"/>
+            </w:rPr>
+            <m:t>⇒</m:t>
+          </m:r>
+          <m:r>
+            <w:rPr>
+              <w:rFonts w:ascii="Cambria Math" w:eastAsiaTheme="minorEastAsia" w:hAnsi="Cambria Math"/>
+            </w:rPr>
+            <m:t xml:space="preserve"> </m:t>
+          </m:r>
+          <m:r>
+            <w:rPr>
+              <w:rFonts w:ascii="Cambria Math" w:eastAsiaTheme="minorEastAsia" w:hAnsi="Cambria Math"/>
+            </w:rPr>
+            <m:t>ε</m:t>
+          </m:r>
+          <m:r>
+            <w:rPr>
+              <w:rFonts w:ascii="Cambria Math" w:eastAsiaTheme="minorEastAsia" w:hAnsi="Cambria Math"/>
+            </w:rPr>
+            <m:t>=0,94</m:t>
+          </m:r>
+        </m:oMath>
+      </m:oMathPara>
+    </w:p>
+    <w:p>
+      <w:pPr>
+        <w:rPr>
+          <w:rFonts w:eastAsiaTheme="minorEastAsia"/>
+        </w:rPr>
+      </w:pPr>
+      <m:oMathPara>
+        <m:oMath>
+          <m:r>
+            <w:rPr>
+              <w:rFonts w:ascii="Cambria Math" w:eastAsiaTheme="minorEastAsia" w:hAnsi="Cambria Math"/>
+            </w:rPr>
+            <m:t>T(n)=θ</m:t>
+          </m:r>
+          <m:r>
+            <w:rPr>
+              <w:rFonts w:ascii="Cambria Math" w:eastAsiaTheme="minorEastAsia" w:hAnsi="Cambria Math"/>
+            </w:rPr>
+            <m:t>(</m:t>
+          </m:r>
+          <m:sSup>
+            <m:sSupPr>
+              <m:ctrlPr>
+                <w:rPr>
+                  <w:rFonts w:ascii="Cambria Math" w:eastAsiaTheme="minorEastAsia" w:hAnsi="Cambria Math"/>
+                  <w:i/>
+                </w:rPr>
+              </m:ctrlPr>
+            </m:sSupPr>
+            <m:e>
+              <m:r>
+                <w:rPr>
+                  <w:rFonts w:ascii="Cambria Math" w:eastAsiaTheme="minorEastAsia" w:hAnsi="Cambria Math"/>
+                </w:rPr>
+                <m:t>n</m:t>
+              </m:r>
+            </m:e>
+            <m:sup>
+              <m:r>
+                <w:rPr>
+                  <w:rFonts w:ascii="Cambria Math" w:eastAsiaTheme="minorEastAsia" w:hAnsi="Cambria Math"/>
+                </w:rPr>
+                <m:t>1,94</m:t>
+              </m:r>
+            </m:sup>
+          </m:sSup>
+          <m:r>
+            <w:rPr>
+              <w:rFonts w:ascii="Cambria Math" w:eastAsiaTheme="minorEastAsia" w:hAnsi="Cambria Math"/>
+            </w:rPr>
+            <m:t>)</m:t>
+          </m:r>
+        </m:oMath>
+      </m:oMathPara>
+    </w:p>
+    <w:p>
+      <w:pPr>
+        <w:rPr>
+          <w:rFonts w:eastAsiaTheme="minorEastAsia"/>
+          <w:b/>
+          <w:bCs/>
+          <w:vertAlign w:val="superscript"/>
+        </w:rPr>
+      </w:pPr>
+      <w:r>
+        <w:rPr>
+          <w:rFonts w:eastAsiaTheme="minorEastAsia"/>
+          <w:b/>
+          <w:bCs/>
+        </w:rPr>
+        <w:t>c. T(n) = 16T(n/4) + n</w:t>
+      </w:r>
+      <w:r>
+        <w:rPr>
+          <w:rFonts w:eastAsiaTheme="minorEastAsia"/>
+          <w:b/>
+          <w:bCs/>
+          <w:vertAlign w:val="superscript"/>
+        </w:rPr>
+        <w:t>2</w:t>
+      </w:r>
+    </w:p>
+    <w:p>
+      <w:pPr>
+        <w:rPr>
+          <w:rFonts w:eastAsiaTheme="minorEastAsia"/>
+        </w:rPr>
+      </w:pPr>
+      <w:r>
+        <w:rPr>
+          <w:rFonts w:eastAsiaTheme="minorEastAsia"/>
+        </w:rPr>
+        <w:t>De la</w:t>
+      </w:r>
+      <w:r>
+        <w:rPr>
+          <w:rFonts w:eastAsiaTheme="minorEastAsia"/>
+        </w:rPr>
+        <w:t xml:space="preserve"> ecuación se obtiene que a = </w:t>
+      </w:r>
+      <w:r>
+        <w:rPr>
+          <w:rFonts w:eastAsiaTheme="minorEastAsia"/>
+        </w:rPr>
+        <w:t>16</w:t>
+      </w:r>
+      <w:r>
+        <w:rPr>
+          <w:rFonts w:eastAsiaTheme="minorEastAsia"/>
+        </w:rPr>
+        <w:t>, b =</w:t>
+      </w:r>
+      <w:r>
+        <w:rPr>
+          <w:rFonts w:eastAsiaTheme="minorEastAsia"/>
+        </w:rPr>
+        <w:t xml:space="preserve"> 4</w:t>
+      </w:r>
+      <w:r>
+        <w:rPr>
+          <w:rFonts w:eastAsiaTheme="minorEastAsia"/>
+        </w:rPr>
+        <w:t>, f(n) = n</w:t>
+      </w:r>
+      <w:r>
+        <w:rPr>
+          <w:rFonts w:eastAsiaTheme="minorEastAsia"/>
+          <w:vertAlign w:val="superscript"/>
+        </w:rPr>
+        <w:t>2</w:t>
+      </w:r>
+      <w:r>
+        <w:rPr>
+          <w:rFonts w:eastAsiaTheme="minorEastAsia"/>
+        </w:rPr>
+        <w:t xml:space="preserve"> y por tanto c = </w:t>
+      </w:r>
+      <w:r>
+        <w:rPr>
+          <w:rFonts w:eastAsiaTheme="minorEastAsia"/>
+        </w:rPr>
+        <w:t>2</w:t>
+      </w:r>
+      <w:r>
+        <w:rPr>
+          <w:rFonts w:eastAsiaTheme="minorEastAsia"/>
+        </w:rPr>
+        <w:t>.</w:t>
+      </w:r>
+    </w:p>
+    <w:p>
+      <w:pPr>
+        <w:rPr>
+          <w:rFonts w:eastAsiaTheme="minorEastAsia"/>
+        </w:rPr>
+      </w:pPr>
+      <m:oMathPara>
+        <m:oMath>
+          <m:r>
+            <w:rPr>
+              <w:rFonts w:ascii="Cambria Math" w:eastAsiaTheme="minorEastAsia" w:hAnsi="Cambria Math"/>
+            </w:rPr>
+            <m:t>p=</m:t>
+          </m:r>
+          <m:func>
+            <m:funcPr>
+              <m:ctrlPr>
+                <w:rPr>
+                  <w:rFonts w:ascii="Cambria Math" w:eastAsiaTheme="minorEastAsia" w:hAnsi="Cambria Math"/>
+                  <w:i/>
+                </w:rPr>
+              </m:ctrlPr>
+            </m:funcPr>
+            <m:fName>
+              <m:sSub>
+                <m:sSubPr>
+                  <m:ctrlPr>
+                    <w:rPr>
+                      <w:rFonts w:ascii="Cambria Math" w:eastAsiaTheme="minorEastAsia" w:hAnsi="Cambria Math"/>
+                      <w:i/>
+                    </w:rPr>
+                  </m:ctrlPr>
+                </m:sSubPr>
+                <m:e>
+                  <m:r>
+                    <m:rPr>
+                      <m:sty m:val="p"/>
+                    </m:rPr>
+                    <w:rPr>
+                      <w:rFonts w:ascii="Cambria Math" w:hAnsi="Cambria Math"/>
+                    </w:rPr>
+                    <m:t>log</m:t>
+                  </m:r>
+                </m:e>
+                <m:sub>
+                  <m:r>
+                    <w:rPr>
+                      <w:rFonts w:ascii="Cambria Math" w:eastAsiaTheme="minorEastAsia" w:hAnsi="Cambria Math"/>
+                    </w:rPr>
+                    <m:t>4</m:t>
+                  </m:r>
+                </m:sub>
+              </m:sSub>
+            </m:fName>
+            <m:e>
+              <m:r>
+                <w:rPr>
+                  <w:rFonts w:ascii="Cambria Math" w:eastAsiaTheme="minorEastAsia" w:hAnsi="Cambria Math"/>
+                </w:rPr>
+                <m:t>16</m:t>
+              </m:r>
+            </m:e>
+          </m:func>
+          <m:r>
+            <w:rPr>
+              <w:rFonts w:ascii="Cambria Math" w:eastAsiaTheme="minorEastAsia" w:hAnsi="Cambria Math"/>
+            </w:rPr>
+            <m:t>=</m:t>
+          </m:r>
+          <m:r>
+            <w:rPr>
+              <w:rFonts w:ascii="Cambria Math" w:eastAsiaTheme="minorEastAsia" w:hAnsi="Cambria Math"/>
+            </w:rPr>
+            <m:t>2</m:t>
+          </m:r>
+        </m:oMath>
+      </m:oMathPara>
+    </w:p>
+    <w:p>
+      <w:pPr>
+        <w:rPr>
+          <w:rFonts w:eastAsiaTheme="minorEastAsia"/>
+        </w:rPr>
+      </w:pPr>
+      <w:r>
+        <w:rPr>
+          <w:rFonts w:eastAsiaTheme="minorEastAsia"/>
+        </w:rPr>
+        <w:t xml:space="preserve">Por método maestro simplificado, como p </w:t>
+      </w:r>
+      <w:r>
+        <w:rPr>
+          <w:rFonts w:eastAsiaTheme="minorEastAsia"/>
+        </w:rPr>
+        <w:t>=</w:t>
+      </w:r>
+      <w:r>
+        <w:rPr>
+          <w:rFonts w:eastAsiaTheme="minorEastAsia"/>
+        </w:rPr>
+        <w:t xml:space="preserve"> c, la complejidad temporal resulta </w:t>
+      </w:r>
+      <m:oMath>
+        <m:r>
+          <w:rPr>
+            <w:rFonts w:ascii="Cambria Math" w:eastAsiaTheme="minorEastAsia" w:hAnsi="Cambria Math"/>
+          </w:rPr>
+          <m:t>θ(</m:t>
+        </m:r>
+        <m:sSup>
+          <m:sSupPr>
+            <m:ctrlPr>
+              <w:rPr>
+                <w:rFonts w:ascii="Cambria Math" w:eastAsiaTheme="minorEastAsia" w:hAnsi="Cambria Math"/>
+                <w:i/>
+              </w:rPr>
+            </m:ctrlPr>
+          </m:sSupPr>
+          <m:e>
+            <m:r>
+              <w:rPr>
+                <w:rFonts w:ascii="Cambria Math" w:eastAsiaTheme="minorEastAsia" w:hAnsi="Cambria Math"/>
+              </w:rPr>
+              <m:t>n</m:t>
+            </m:r>
+          </m:e>
+          <m:sup>
+            <m:r>
+              <w:rPr>
+                <w:rFonts w:ascii="Cambria Math" w:eastAsiaTheme="minorEastAsia" w:hAnsi="Cambria Math"/>
+              </w:rPr>
+              <m:t>2</m:t>
+            </m:r>
+          </m:sup>
+        </m:sSup>
+        <m:r>
+          <w:rPr>
+            <w:rFonts w:ascii="Cambria Math" w:eastAsiaTheme="minorEastAsia" w:hAnsi="Cambria Math"/>
+          </w:rPr>
+          <m:t xml:space="preserve"> log n</m:t>
+        </m:r>
+        <m:r>
+          <w:rPr>
+            <w:rFonts w:ascii="Cambria Math" w:eastAsiaTheme="minorEastAsia" w:hAnsi="Cambria Math"/>
+          </w:rPr>
+          <m:t>)</m:t>
+        </m:r>
+      </m:oMath>
+      <w:r>
+        <w:rPr>
+          <w:rFonts w:eastAsiaTheme="minorEastAsia"/>
+        </w:rPr>
+        <w:t>.</w:t>
+      </w:r>
+    </w:p>
+    <w:p>
+      <w:pPr>
+        <w:rPr>
+          <w:rFonts w:eastAsiaTheme="minorEastAsia"/>
+          <w:b/>
+          <w:bCs/>
+          <w:vertAlign w:val="superscript"/>
+          <w:lang w:val="en-US"/>
+        </w:rPr>
+      </w:pPr>
+      <w:r>
+        <w:rPr>
+          <w:rFonts w:eastAsiaTheme="minorEastAsia"/>
+          <w:b/>
+          <w:bCs/>
+          <w:lang w:val="en-US"/>
+        </w:rPr>
+        <w:t>d. T(n) = 7T(n/3) + n</w:t>
+      </w:r>
+      <w:r>
+        <w:rPr>
+          <w:rFonts w:eastAsiaTheme="minorEastAsia"/>
+          <w:b/>
+          <w:bCs/>
+          <w:vertAlign w:val="superscript"/>
+          <w:lang w:val="en-US"/>
+        </w:rPr>
+        <w:t>2</w:t>
+      </w:r>
+    </w:p>
+    <w:p>
+      <w:pPr>
+        <w:rPr>
+          <w:rFonts w:eastAsiaTheme="minorEastAsia"/>
+        </w:rPr>
+      </w:pPr>
+      <w:r>
+        <w:rPr>
+          <w:rFonts w:eastAsiaTheme="minorEastAsia"/>
+        </w:rPr>
+        <w:t>De la</w:t>
+      </w:r>
+      <w:r>
+        <w:rPr>
+          <w:rFonts w:eastAsiaTheme="minorEastAsia"/>
+        </w:rPr>
+        <w:t xml:space="preserve"> ecuación se obtiene que a = </w:t>
+      </w:r>
+      <w:r>
+        <w:rPr>
+          <w:rFonts w:eastAsiaTheme="minorEastAsia"/>
+        </w:rPr>
+        <w:t>7</w:t>
+      </w:r>
+      <w:r>
+        <w:rPr>
+          <w:rFonts w:eastAsiaTheme="minorEastAsia"/>
+        </w:rPr>
+        <w:t xml:space="preserve">, b = </w:t>
+      </w:r>
+      <w:r>
+        <w:rPr>
+          <w:rFonts w:eastAsiaTheme="minorEastAsia"/>
+        </w:rPr>
+        <w:t>3</w:t>
+      </w:r>
+      <w:r>
+        <w:rPr>
+          <w:rFonts w:eastAsiaTheme="minorEastAsia"/>
+        </w:rPr>
+        <w:t xml:space="preserve">, f(n) = </w:t>
+      </w:r>
+      <w:r>
+        <w:rPr>
+          <w:rFonts w:eastAsiaTheme="minorEastAsia"/>
+        </w:rPr>
+        <w:t>n</w:t>
+      </w:r>
+      <w:r>
+        <w:rPr>
+          <w:rFonts w:eastAsiaTheme="minorEastAsia"/>
+          <w:vertAlign w:val="superscript"/>
+        </w:rPr>
+        <w:t>2</w:t>
+      </w:r>
+      <w:r>
+        <w:rPr>
+          <w:rFonts w:eastAsiaTheme="minorEastAsia"/>
+        </w:rPr>
+        <w:t>.</w:t>
+      </w:r>
+    </w:p>
+    <w:p>
+      <w:pPr>
+        <w:rPr>
+          <w:rFonts w:eastAsiaTheme="minorEastAsia"/>
+        </w:rPr>
+      </w:pPr>
+      <m:oMathPara>
+        <m:oMath>
+          <m:r>
+            <w:rPr>
+              <w:rFonts w:ascii="Cambria Math" w:eastAsiaTheme="minorEastAsia" w:hAnsi="Cambria Math"/>
+            </w:rPr>
+            <m:t>p=</m:t>
+          </m:r>
+          <m:func>
+            <m:funcPr>
+              <m:ctrlPr>
+                <w:rPr>
+                  <w:rFonts w:ascii="Cambria Math" w:eastAsiaTheme="minorEastAsia" w:hAnsi="Cambria Math"/>
+                  <w:i/>
+                </w:rPr>
+              </m:ctrlPr>
+            </m:funcPr>
+            <m:fName>
+              <m:sSub>
+                <m:sSubPr>
+                  <m:ctrlPr>
+                    <w:rPr>
+                      <w:rFonts w:ascii="Cambria Math" w:eastAsiaTheme="minorEastAsia" w:hAnsi="Cambria Math"/>
+                      <w:i/>
+                    </w:rPr>
+                  </m:ctrlPr>
+                </m:sSubPr>
+                <m:e>
+                  <m:r>
+                    <m:rPr>
+                      <m:sty m:val="p"/>
+                    </m:rPr>
+                    <w:rPr>
+                      <w:rFonts w:ascii="Cambria Math" w:hAnsi="Cambria Math"/>
+                    </w:rPr>
+                    <m:t>log</m:t>
+                  </m:r>
+                </m:e>
+                <m:sub>
+                  <m:r>
+                    <w:rPr>
+                      <w:rFonts w:ascii="Cambria Math" w:eastAsiaTheme="minorEastAsia" w:hAnsi="Cambria Math"/>
+                    </w:rPr>
+                    <m:t>3</m:t>
+                  </m:r>
+                </m:sub>
+              </m:sSub>
+            </m:fName>
+            <m:e>
+              <m:r>
+                <w:rPr>
+                  <w:rFonts w:ascii="Cambria Math" w:eastAsiaTheme="minorEastAsia" w:hAnsi="Cambria Math"/>
+                </w:rPr>
+                <m:t>7</m:t>
+              </m:r>
+            </m:e>
+          </m:func>
+          <m:r>
+            <w:rPr>
+              <w:rFonts w:ascii="Cambria Math" w:eastAsiaTheme="minorEastAsia" w:hAnsi="Cambria Math"/>
+            </w:rPr>
+            <m:t>≅1,</m:t>
+          </m:r>
+          <m:r>
+            <w:rPr>
+              <w:rFonts w:ascii="Cambria Math" w:eastAsiaTheme="minorEastAsia" w:hAnsi="Cambria Math"/>
+            </w:rPr>
+            <m:t>77</m:t>
+          </m:r>
+        </m:oMath>
+      </m:oMathPara>
+    </w:p>
+    <w:p>
+      <w:pPr>
+        <w:rPr>
+          <w:rFonts w:eastAsiaTheme="minorEastAsia"/>
+        </w:rPr>
+      </w:pPr>
+      <w:r>
+        <w:rPr>
+          <w:rFonts w:eastAsiaTheme="minorEastAsia"/>
+        </w:rPr>
+        <w:t xml:space="preserve">Esta ecuación corresponde al caso </w:t>
+      </w:r>
+      <w:r>
+        <w:rPr>
+          <w:rFonts w:eastAsiaTheme="minorEastAsia"/>
+        </w:rPr>
+        <w:t>3</w:t>
+      </w:r>
+      <w:r>
+        <w:rPr>
+          <w:rFonts w:eastAsiaTheme="minorEastAsia"/>
+        </w:rPr>
+        <w:t xml:space="preserve"> del método maestro:</w:t>
+      </w:r>
+    </w:p>
+    <w:p>
+      <w:pPr>
+        <w:rPr>
+          <w:rFonts w:eastAsiaTheme="minorEastAsia"/>
+        </w:rPr>
+      </w:pPr>
+      <m:oMathPara>
+        <m:oMath>
+          <m:r>
+            <w:rPr>
+              <w:rFonts w:ascii="Cambria Math" w:eastAsiaTheme="minorEastAsia" w:hAnsi="Cambria Math"/>
+            </w:rPr>
+            <m:t>f(n)=</m:t>
+          </m:r>
+          <m:r>
+            <m:rPr>
+              <m:sty m:val="p"/>
+            </m:rPr>
+            <w:rPr>
+              <w:rFonts w:ascii="Cambria Math" w:eastAsiaTheme="minorEastAsia" w:hAnsi="Cambria Math"/>
+            </w:rPr>
+            <m:t>Ω</m:t>
+          </m:r>
+          <m:r>
+            <w:rPr>
+              <w:rFonts w:ascii="Cambria Math" w:eastAsiaTheme="minorEastAsia" w:hAnsi="Cambria Math"/>
+            </w:rPr>
+            <m:t>(</m:t>
+          </m:r>
+          <m:sSup>
+            <m:sSupPr>
+              <m:ctrlPr>
+                <w:rPr>
+                  <w:rFonts w:ascii="Cambria Math" w:eastAsiaTheme="minorEastAsia" w:hAnsi="Cambria Math"/>
+                  <w:i/>
+                </w:rPr>
+              </m:ctrlPr>
+            </m:sSupPr>
+            <m:e>
+              <m:r>
+                <w:rPr>
+                  <w:rFonts w:ascii="Cambria Math" w:eastAsiaTheme="minorEastAsia" w:hAnsi="Cambria Math"/>
+                </w:rPr>
+                <m:t>n</m:t>
+              </m:r>
+            </m:e>
+            <m:sup>
+              <m:r>
+                <w:rPr>
+                  <w:rFonts w:ascii="Cambria Math" w:eastAsiaTheme="minorEastAsia" w:hAnsi="Cambria Math"/>
+                </w:rPr>
+                <m:t>1,</m:t>
+              </m:r>
+              <m:r>
+                <w:rPr>
+                  <w:rFonts w:ascii="Cambria Math" w:eastAsiaTheme="minorEastAsia" w:hAnsi="Cambria Math"/>
+                </w:rPr>
+                <m:t>77</m:t>
+              </m:r>
+              <m:r>
+                <w:rPr>
+                  <w:rFonts w:ascii="Cambria Math" w:eastAsiaTheme="minorEastAsia" w:hAnsi="Cambria Math"/>
+                </w:rPr>
+                <m:t xml:space="preserve"> </m:t>
+              </m:r>
+              <m:r>
+                <w:rPr>
+                  <w:rFonts w:ascii="Cambria Math" w:eastAsiaTheme="minorEastAsia" w:hAnsi="Cambria Math"/>
+                </w:rPr>
+                <m:t>+</m:t>
+              </m:r>
+              <m:r>
+                <w:rPr>
+                  <w:rFonts w:ascii="Cambria Math" w:eastAsiaTheme="minorEastAsia" w:hAnsi="Cambria Math"/>
+                </w:rPr>
+                <m:t xml:space="preserve"> ε</m:t>
+              </m:r>
+            </m:sup>
+          </m:sSup>
+          <m:r>
+            <w:rPr>
+              <w:rFonts w:ascii="Cambria Math" w:eastAsiaTheme="minorEastAsia" w:hAnsi="Cambria Math"/>
+            </w:rPr>
+            <m:t>) ⇒</m:t>
+          </m:r>
+          <m:r>
+            <w:rPr>
+              <w:rFonts w:ascii="Cambria Math" w:eastAsiaTheme="minorEastAsia" w:hAnsi="Cambria Math"/>
+            </w:rPr>
+            <m:t xml:space="preserve"> </m:t>
+          </m:r>
+          <m:r>
+            <w:rPr>
+              <w:rFonts w:ascii="Cambria Math" w:eastAsiaTheme="minorEastAsia" w:hAnsi="Cambria Math"/>
+            </w:rPr>
+            <m:t>ε=0,</m:t>
+          </m:r>
+          <m:r>
+            <w:rPr>
+              <w:rFonts w:ascii="Cambria Math" w:eastAsiaTheme="minorEastAsia" w:hAnsi="Cambria Math"/>
+            </w:rPr>
+            <m:t>23</m:t>
+          </m:r>
+        </m:oMath>
+      </m:oMathPara>
+    </w:p>
+    <w:p>
+      <w:pPr>
+        <w:rPr>
+          <w:rFonts w:eastAsiaTheme="minorEastAsia"/>
+        </w:rPr>
+      </w:pPr>
+      <w:r>
+        <w:rPr>
+          <w:rFonts w:eastAsiaTheme="minorEastAsia"/>
+        </w:rPr>
+        <w:t>Verificamos la condición de regularidad:</w:t>
+      </w:r>
+    </w:p>
+    <w:p>
+      <w:pPr>
+        <w:rPr>
+          <w:rFonts w:eastAsiaTheme="minorEastAsia"/>
+        </w:rPr>
+      </w:pPr>
+      <m:oMathPara>
+        <m:oMath>
+          <m:r>
+            <w:rPr>
+              <w:rFonts w:ascii="Cambria Math" w:eastAsiaTheme="minorEastAsia" w:hAnsi="Cambria Math"/>
+            </w:rPr>
+            <m:t>7f</m:t>
+          </m:r>
+          <m:d>
+            <m:dPr>
+              <m:ctrlPr>
+                <w:rPr>
+                  <w:rFonts w:ascii="Cambria Math" w:eastAsiaTheme="minorEastAsia" w:hAnsi="Cambria Math"/>
+                  <w:i/>
+                </w:rPr>
+              </m:ctrlPr>
+            </m:dPr>
+            <m:e>
+              <m:f>
+                <m:fPr>
+                  <m:ctrlPr>
+                    <w:rPr>
+                      <w:rFonts w:ascii="Cambria Math" w:eastAsiaTheme="minorEastAsia" w:hAnsi="Cambria Math"/>
+                      <w:i/>
+                    </w:rPr>
+                  </m:ctrlPr>
+                </m:fPr>
+                <m:num>
+                  <m:r>
+                    <w:rPr>
+                      <w:rFonts w:ascii="Cambria Math" w:eastAsiaTheme="minorEastAsia" w:hAnsi="Cambria Math"/>
+                    </w:rPr>
+                    <m:t>n</m:t>
+                  </m:r>
+                </m:num>
+                <m:den>
+                  <m:r>
+                    <w:rPr>
+                      <w:rFonts w:ascii="Cambria Math" w:eastAsiaTheme="minorEastAsia" w:hAnsi="Cambria Math"/>
+                    </w:rPr>
+                    <m:t>3</m:t>
+                  </m:r>
+                </m:den>
+              </m:f>
+            </m:e>
+          </m:d>
+          <m:r>
+            <w:rPr>
+              <w:rFonts w:ascii="Cambria Math" w:eastAsiaTheme="minorEastAsia" w:hAnsi="Cambria Math"/>
+            </w:rPr>
+            <m:t>≤</m:t>
+          </m:r>
+          <m:r>
+            <w:rPr>
+              <w:rFonts w:ascii="Cambria Math" w:eastAsiaTheme="minorEastAsia" w:hAnsi="Cambria Math"/>
+            </w:rPr>
+            <m:t>cf(n)</m:t>
+          </m:r>
+        </m:oMath>
+      </m:oMathPara>
+    </w:p>
+    <w:p>
+      <w:pPr>
+        <w:rPr>
+          <w:rFonts w:eastAsiaTheme="minorEastAsia"/>
+        </w:rPr>
+      </w:pPr>
+      <m:oMathPara>
+        <m:oMath>
+          <m:r>
+            <w:rPr>
+              <w:rFonts w:ascii="Cambria Math" w:eastAsiaTheme="minorEastAsia" w:hAnsi="Cambria Math"/>
+            </w:rPr>
+            <m:t>7</m:t>
+          </m:r>
+          <m:f>
+            <m:fPr>
+              <m:ctrlPr>
+                <w:rPr>
+                  <w:rFonts w:ascii="Cambria Math" w:eastAsiaTheme="minorEastAsia" w:hAnsi="Cambria Math"/>
+                  <w:i/>
+                </w:rPr>
+              </m:ctrlPr>
+            </m:fPr>
+            <m:num>
+              <m:sSup>
+                <m:sSupPr>
+                  <m:ctrlPr>
+                    <w:rPr>
+                      <w:rFonts w:ascii="Cambria Math" w:eastAsiaTheme="minorEastAsia" w:hAnsi="Cambria Math"/>
+                      <w:i/>
+                    </w:rPr>
+                  </m:ctrlPr>
+                </m:sSupPr>
+                <m:e>
+                  <m:r>
+                    <w:rPr>
+                      <w:rFonts w:ascii="Cambria Math" w:eastAsiaTheme="minorEastAsia" w:hAnsi="Cambria Math"/>
+                    </w:rPr>
+                    <m:t>n</m:t>
+                  </m:r>
+                </m:e>
+                <m:sup>
+                  <m:r>
+                    <w:rPr>
+                      <w:rFonts w:ascii="Cambria Math" w:eastAsiaTheme="minorEastAsia" w:hAnsi="Cambria Math"/>
+                    </w:rPr>
+                    <m:t>2</m:t>
+                  </m:r>
+                </m:sup>
+              </m:sSup>
+            </m:num>
+            <m:den>
+              <m:r>
+                <w:rPr>
+                  <w:rFonts w:ascii="Cambria Math" w:eastAsiaTheme="minorEastAsia" w:hAnsi="Cambria Math"/>
+                </w:rPr>
+                <m:t>9</m:t>
+              </m:r>
+            </m:den>
+          </m:f>
+          <m:r>
+            <w:rPr>
+              <w:rFonts w:ascii="Cambria Math" w:eastAsiaTheme="minorEastAsia" w:hAnsi="Cambria Math"/>
+            </w:rPr>
+            <m:t>≤c</m:t>
+          </m:r>
+          <m:sSup>
+            <m:sSupPr>
+              <m:ctrlPr>
+                <w:rPr>
+                  <w:rFonts w:ascii="Cambria Math" w:eastAsiaTheme="minorEastAsia" w:hAnsi="Cambria Math"/>
+                  <w:i/>
+                </w:rPr>
+              </m:ctrlPr>
+            </m:sSupPr>
+            <m:e>
+              <m:r>
+                <w:rPr>
+                  <w:rFonts w:ascii="Cambria Math" w:eastAsiaTheme="minorEastAsia" w:hAnsi="Cambria Math"/>
+                </w:rPr>
+                <m:t>n</m:t>
+              </m:r>
+            </m:e>
+            <m:sup>
+              <m:r>
+                <w:rPr>
+                  <w:rFonts w:ascii="Cambria Math" w:eastAsiaTheme="minorEastAsia" w:hAnsi="Cambria Math"/>
+                </w:rPr>
+                <m:t>2</m:t>
+              </m:r>
+            </m:sup>
+          </m:sSup>
+        </m:oMath>
+      </m:oMathPara>
+    </w:p>
+    <w:p>
+      <w:pPr>
+        <w:rPr>
+          <w:rFonts w:eastAsiaTheme="minorEastAsia"/>
+        </w:rPr>
+      </w:pPr>
+      <m:oMathPara>
+        <m:oMath>
+          <m:f>
+            <m:fPr>
+              <m:ctrlPr>
+                <w:rPr>
+                  <w:rFonts w:ascii="Cambria Math" w:eastAsiaTheme="minorEastAsia" w:hAnsi="Cambria Math"/>
+                  <w:i/>
+                </w:rPr>
+              </m:ctrlPr>
+            </m:fPr>
+            <m:num>
+              <m:r>
+                <w:rPr>
+                  <w:rFonts w:ascii="Cambria Math" w:eastAsiaTheme="minorEastAsia" w:hAnsi="Cambria Math"/>
+                </w:rPr>
+                <m:t>7</m:t>
+              </m:r>
+            </m:num>
+            <m:den>
+              <m:r>
+                <w:rPr>
+                  <w:rFonts w:ascii="Cambria Math" w:eastAsiaTheme="minorEastAsia" w:hAnsi="Cambria Math"/>
+                </w:rPr>
+                <m:t>9</m:t>
+              </m:r>
+            </m:den>
+          </m:f>
+          <m:sSup>
+            <m:sSupPr>
+              <m:ctrlPr>
+                <w:rPr>
+                  <w:rFonts w:ascii="Cambria Math" w:eastAsiaTheme="minorEastAsia" w:hAnsi="Cambria Math"/>
+                  <w:i/>
+                </w:rPr>
+              </m:ctrlPr>
+            </m:sSupPr>
+            <m:e>
+              <m:r>
+                <w:rPr>
+                  <w:rFonts w:ascii="Cambria Math" w:eastAsiaTheme="minorEastAsia" w:hAnsi="Cambria Math"/>
+                </w:rPr>
+                <m:t>n</m:t>
+              </m:r>
+            </m:e>
+            <m:sup>
+              <m:r>
+                <w:rPr>
+                  <w:rFonts w:ascii="Cambria Math" w:eastAsiaTheme="minorEastAsia" w:hAnsi="Cambria Math"/>
+                </w:rPr>
+                <m:t>2</m:t>
+              </m:r>
+            </m:sup>
+          </m:sSup>
+          <m:r>
+            <w:rPr>
+              <w:rFonts w:ascii="Cambria Math" w:eastAsiaTheme="minorEastAsia" w:hAnsi="Cambria Math"/>
+            </w:rPr>
+            <m:t>∙</m:t>
+          </m:r>
+          <m:f>
+            <m:fPr>
+              <m:ctrlPr>
+                <w:rPr>
+                  <w:rFonts w:ascii="Cambria Math" w:eastAsiaTheme="minorEastAsia" w:hAnsi="Cambria Math"/>
+                  <w:i/>
+                </w:rPr>
+              </m:ctrlPr>
+            </m:fPr>
+            <m:num>
+              <m:r>
+                <w:rPr>
+                  <w:rFonts w:ascii="Cambria Math" w:eastAsiaTheme="minorEastAsia" w:hAnsi="Cambria Math"/>
+                </w:rPr>
+                <m:t>1</m:t>
+              </m:r>
+            </m:num>
+            <m:den>
+              <m:sSup>
+                <m:sSupPr>
+                  <m:ctrlPr>
+                    <w:rPr>
+                      <w:rFonts w:ascii="Cambria Math" w:eastAsiaTheme="minorEastAsia" w:hAnsi="Cambria Math"/>
+                      <w:i/>
+                    </w:rPr>
+                  </m:ctrlPr>
+                </m:sSupPr>
+                <m:e>
+                  <m:r>
+                    <w:rPr>
+                      <w:rFonts w:ascii="Cambria Math" w:eastAsiaTheme="minorEastAsia" w:hAnsi="Cambria Math"/>
+                    </w:rPr>
+                    <m:t>n</m:t>
+                  </m:r>
+                </m:e>
+                <m:sup>
+                  <m:r>
+                    <w:rPr>
+                      <w:rFonts w:ascii="Cambria Math" w:eastAsiaTheme="minorEastAsia" w:hAnsi="Cambria Math"/>
+                    </w:rPr>
+                    <m:t>2</m:t>
+                  </m:r>
+                </m:sup>
+              </m:sSup>
+            </m:den>
+          </m:f>
+          <m:r>
+            <w:rPr>
+              <w:rFonts w:ascii="Cambria Math" w:eastAsiaTheme="minorEastAsia" w:hAnsi="Cambria Math"/>
+            </w:rPr>
+            <m:t>≤c</m:t>
+          </m:r>
+          <m:sSup>
+            <m:sSupPr>
+              <m:ctrlPr>
+                <w:rPr>
+                  <w:rFonts w:ascii="Cambria Math" w:eastAsiaTheme="minorEastAsia" w:hAnsi="Cambria Math"/>
+                  <w:i/>
+                </w:rPr>
+              </m:ctrlPr>
+            </m:sSupPr>
+            <m:e>
+              <m:r>
+                <w:rPr>
+                  <w:rFonts w:ascii="Cambria Math" w:eastAsiaTheme="minorEastAsia" w:hAnsi="Cambria Math"/>
+                </w:rPr>
+                <m:t>n</m:t>
+              </m:r>
+            </m:e>
+            <m:sup>
+              <m:r>
+                <w:rPr>
+                  <w:rFonts w:ascii="Cambria Math" w:eastAsiaTheme="minorEastAsia" w:hAnsi="Cambria Math"/>
+                </w:rPr>
+                <m:t>2</m:t>
+              </m:r>
+            </m:sup>
+          </m:sSup>
+          <m:r>
+            <w:rPr>
+              <w:rFonts w:ascii="Cambria Math" w:eastAsiaTheme="minorEastAsia" w:hAnsi="Cambria Math"/>
+            </w:rPr>
+            <m:t>∙</m:t>
+          </m:r>
+          <m:f>
+            <m:fPr>
+              <m:ctrlPr>
+                <w:rPr>
+                  <w:rFonts w:ascii="Cambria Math" w:eastAsiaTheme="minorEastAsia" w:hAnsi="Cambria Math"/>
+                  <w:i/>
+                </w:rPr>
+              </m:ctrlPr>
+            </m:fPr>
+            <m:num>
+              <m:r>
+                <w:rPr>
+                  <w:rFonts w:ascii="Cambria Math" w:eastAsiaTheme="minorEastAsia" w:hAnsi="Cambria Math"/>
+                </w:rPr>
+                <m:t>1</m:t>
+              </m:r>
+            </m:num>
+            <m:den>
+              <m:sSup>
+                <m:sSupPr>
+                  <m:ctrlPr>
+                    <w:rPr>
+                      <w:rFonts w:ascii="Cambria Math" w:eastAsiaTheme="minorEastAsia" w:hAnsi="Cambria Math"/>
+                      <w:i/>
+                    </w:rPr>
+                  </m:ctrlPr>
+                </m:sSupPr>
+                <m:e>
+                  <m:r>
+                    <w:rPr>
+                      <w:rFonts w:ascii="Cambria Math" w:eastAsiaTheme="minorEastAsia" w:hAnsi="Cambria Math"/>
+                    </w:rPr>
+                    <m:t>n</m:t>
+                  </m:r>
+                </m:e>
+                <m:sup>
+                  <m:r>
+                    <w:rPr>
+                      <w:rFonts w:ascii="Cambria Math" w:eastAsiaTheme="minorEastAsia" w:hAnsi="Cambria Math"/>
+                    </w:rPr>
+                    <m:t>2</m:t>
+                  </m:r>
+                </m:sup>
+              </m:sSup>
+            </m:den>
+          </m:f>
+        </m:oMath>
+      </m:oMathPara>
+    </w:p>
+    <w:p>
+      <w:pPr>
+        <w:rPr>
+          <w:rFonts w:eastAsiaTheme="minorEastAsia"/>
+        </w:rPr>
+      </w:pPr>
+      <m:oMathPara>
+        <m:oMath>
+          <m:f>
+            <m:fPr>
+              <m:ctrlPr>
+                <w:rPr>
+                  <w:rFonts w:ascii="Cambria Math" w:eastAsiaTheme="minorEastAsia" w:hAnsi="Cambria Math"/>
+                  <w:i/>
+                </w:rPr>
+              </m:ctrlPr>
+            </m:fPr>
+            <m:num>
+              <m:r>
+                <w:rPr>
+                  <w:rFonts w:ascii="Cambria Math" w:eastAsiaTheme="minorEastAsia" w:hAnsi="Cambria Math"/>
+                </w:rPr>
+                <m:t>7</m:t>
+              </m:r>
+            </m:num>
+            <m:den>
+              <m:r>
+                <w:rPr>
+                  <w:rFonts w:ascii="Cambria Math" w:eastAsiaTheme="minorEastAsia" w:hAnsi="Cambria Math"/>
+                </w:rPr>
+                <m:t>9</m:t>
+              </m:r>
+            </m:den>
+          </m:f>
+          <m:r>
+            <w:rPr>
+              <w:rFonts w:ascii="Cambria Math" w:eastAsiaTheme="minorEastAsia" w:hAnsi="Cambria Math"/>
+            </w:rPr>
+            <m:t>≤c</m:t>
+          </m:r>
+          <m:r>
+            <w:rPr>
+              <w:rFonts w:ascii="Cambria Math" w:eastAsiaTheme="minorEastAsia" w:hAnsi="Cambria Math"/>
+            </w:rPr>
+            <m:t>⇒</m:t>
+          </m:r>
+          <m:r>
+            <w:rPr>
+              <w:rFonts w:ascii="Cambria Math" w:eastAsiaTheme="minorEastAsia" w:hAnsi="Cambria Math"/>
+            </w:rPr>
+            <m:t>c=</m:t>
+          </m:r>
+          <m:f>
+            <m:fPr>
+              <m:ctrlPr>
+                <w:rPr>
+                  <w:rFonts w:ascii="Cambria Math" w:eastAsiaTheme="minorEastAsia" w:hAnsi="Cambria Math"/>
+                  <w:i/>
+                </w:rPr>
+              </m:ctrlPr>
+            </m:fPr>
+            <m:num>
+              <m:r>
+                <w:rPr>
+                  <w:rFonts w:ascii="Cambria Math" w:eastAsiaTheme="minorEastAsia" w:hAnsi="Cambria Math"/>
+                </w:rPr>
+                <m:t>7</m:t>
+              </m:r>
+            </m:num>
+            <m:den>
+              <m:r>
+                <w:rPr>
+                  <w:rFonts w:ascii="Cambria Math" w:eastAsiaTheme="minorEastAsia" w:hAnsi="Cambria Math"/>
+                </w:rPr>
+                <m:t>9</m:t>
+              </m:r>
+            </m:den>
+          </m:f>
+          <m:r>
+            <w:rPr>
+              <w:rFonts w:ascii="Cambria Math" w:eastAsiaTheme="minorEastAsia" w:hAnsi="Cambria Math"/>
+            </w:rPr>
+            <m:t>, c&lt;1</m:t>
+          </m:r>
+        </m:oMath>
+      </m:oMathPara>
+    </w:p>
+    <w:p>
+      <w:pPr>
+        <w:rPr>
+          <w:rFonts w:eastAsiaTheme="minorEastAsia"/>
+        </w:rPr>
+      </w:pPr>
+      <w:r>
+        <w:rPr>
+          <w:rFonts w:eastAsiaTheme="minorEastAsia"/>
+        </w:rPr>
+        <w:t xml:space="preserve">Como la condición de regularidad se cumple, </w:t>
+      </w:r>
+      <w:r>
+        <w:rPr>
+          <w:rFonts w:eastAsiaTheme="minorEastAsia"/>
+        </w:rPr>
+        <w:t>entonces</w:t>
+      </w:r>
+    </w:p>
+    <w:p>
+      <w:pPr>
+        <w:rPr>
+          <w:rFonts w:eastAsiaTheme="minorEastAsia"/>
+        </w:rPr>
+      </w:pPr>
+      <m:oMathPara>
+        <m:oMath>
+          <m:r>
+            <w:rPr>
+              <w:rFonts w:ascii="Cambria Math" w:eastAsiaTheme="minorEastAsia" w:hAnsi="Cambria Math"/>
+            </w:rPr>
+            <m:t>T(n)=θ(</m:t>
+          </m:r>
+          <m:sSup>
+            <m:sSupPr>
+              <m:ctrlPr>
+                <w:rPr>
+                  <w:rFonts w:ascii="Cambria Math" w:eastAsiaTheme="minorEastAsia" w:hAnsi="Cambria Math"/>
+                  <w:i/>
+                </w:rPr>
+              </m:ctrlPr>
+            </m:sSupPr>
+            <m:e>
+              <m:r>
+                <w:rPr>
+                  <w:rFonts w:ascii="Cambria Math" w:eastAsiaTheme="minorEastAsia" w:hAnsi="Cambria Math"/>
+                </w:rPr>
+                <m:t>n</m:t>
+              </m:r>
+            </m:e>
+            <m:sup>
+              <m:r>
+                <w:rPr>
+                  <w:rFonts w:ascii="Cambria Math" w:eastAsiaTheme="minorEastAsia" w:hAnsi="Cambria Math"/>
+                </w:rPr>
+                <m:t>2</m:t>
+              </m:r>
+            </m:sup>
+          </m:sSup>
+          <m:r>
+            <w:rPr>
+              <w:rFonts w:ascii="Cambria Math" w:eastAsiaTheme="minorEastAsia" w:hAnsi="Cambria Math"/>
+            </w:rPr>
+            <m:t>)</m:t>
+          </m:r>
+        </m:oMath>
+      </m:oMathPara>
+    </w:p>
+    <w:p>
+      <w:pPr>
+        <w:rPr>
+          <w:rFonts w:eastAsiaTheme="minorEastAsia"/>
+          <w:b/>
+          <w:bCs/>
+          <w:vertAlign w:val="superscript"/>
+          <w:lang w:val="en-US"/>
+        </w:rPr>
+      </w:pPr>
+      <w:r>
+        <w:rPr>
+          <w:rFonts w:eastAsiaTheme="minorEastAsia"/>
+          <w:b/>
+          <w:bCs/>
+          <w:lang w:val="en-US"/>
+        </w:rPr>
+        <w:t>e. T(n) = 7T(n/2) + n</w:t>
+      </w:r>
+      <w:r>
+        <w:rPr>
+          <w:rFonts w:eastAsiaTheme="minorEastAsia"/>
+          <w:b/>
+          <w:bCs/>
+          <w:vertAlign w:val="superscript"/>
+          <w:lang w:val="en-US"/>
+        </w:rPr>
+        <w:t>2</w:t>
+      </w:r>
+    </w:p>
+    <w:p>
+      <w:pPr>
+        <w:rPr>
+          <w:rFonts w:eastAsiaTheme="minorEastAsia"/>
+        </w:rPr>
+      </w:pPr>
+      <w:r>
+        <w:rPr>
+          <w:rFonts w:eastAsiaTheme="minorEastAsia"/>
+        </w:rPr>
+        <w:t>De la</w:t>
+      </w:r>
+      <w:r>
+        <w:rPr>
+          <w:rFonts w:eastAsiaTheme="minorEastAsia"/>
+        </w:rPr>
+        <w:t xml:space="preserve"> ecuación se obtiene que a = </w:t>
+      </w:r>
+      <w:r>
+        <w:rPr>
+          <w:rFonts w:eastAsiaTheme="minorEastAsia"/>
+        </w:rPr>
+        <w:t>7</w:t>
+      </w:r>
+      <w:r>
+        <w:rPr>
+          <w:rFonts w:eastAsiaTheme="minorEastAsia"/>
+        </w:rPr>
+        <w:t xml:space="preserve">, b = </w:t>
+      </w:r>
+      <w:r>
+        <w:rPr>
+          <w:rFonts w:eastAsiaTheme="minorEastAsia"/>
+        </w:rPr>
+        <w:t>2</w:t>
+      </w:r>
+      <w:r>
+        <w:rPr>
+          <w:rFonts w:eastAsiaTheme="minorEastAsia"/>
+        </w:rPr>
+        <w:t>, f(n) = n</w:t>
+      </w:r>
+      <w:r>
+        <w:rPr>
+          <w:rFonts w:eastAsiaTheme="minorEastAsia"/>
+          <w:vertAlign w:val="superscript"/>
+        </w:rPr>
+        <w:t>2</w:t>
+      </w:r>
+      <w:r>
+        <w:rPr>
+          <w:rFonts w:eastAsiaTheme="minorEastAsia"/>
+        </w:rPr>
+        <w:t xml:space="preserve"> y por tanto c = 2.</w:t>
+      </w:r>
+    </w:p>
+    <w:p>
+      <w:pPr>
+        <w:rPr>
+          <w:rFonts w:eastAsiaTheme="minorEastAsia"/>
+        </w:rPr>
+      </w:pPr>
+      <m:oMathPara>
+        <m:oMath>
+          <m:r>
+            <w:rPr>
+              <w:rFonts w:ascii="Cambria Math" w:eastAsiaTheme="minorEastAsia" w:hAnsi="Cambria Math"/>
+            </w:rPr>
+            <m:t>p=</m:t>
+          </m:r>
+          <m:func>
+            <m:funcPr>
+              <m:ctrlPr>
+                <w:rPr>
+                  <w:rFonts w:ascii="Cambria Math" w:eastAsiaTheme="minorEastAsia" w:hAnsi="Cambria Math"/>
+                  <w:i/>
+                </w:rPr>
+              </m:ctrlPr>
+            </m:funcPr>
+            <m:fName>
+              <m:sSub>
+                <m:sSubPr>
+                  <m:ctrlPr>
+                    <w:rPr>
+                      <w:rFonts w:ascii="Cambria Math" w:eastAsiaTheme="minorEastAsia" w:hAnsi="Cambria Math"/>
+                      <w:i/>
+                    </w:rPr>
+                  </m:ctrlPr>
+                </m:sSubPr>
+                <m:e>
+                  <m:r>
+                    <m:rPr>
+                      <m:sty m:val="p"/>
+                    </m:rPr>
+                    <w:rPr>
+                      <w:rFonts w:ascii="Cambria Math" w:hAnsi="Cambria Math"/>
+                    </w:rPr>
+                    <m:t>log</m:t>
+                  </m:r>
+                </m:e>
+                <m:sub>
+                  <m:r>
+                    <w:rPr>
+                      <w:rFonts w:ascii="Cambria Math" w:eastAsiaTheme="minorEastAsia" w:hAnsi="Cambria Math"/>
+                    </w:rPr>
+                    <m:t>2</m:t>
+                  </m:r>
+                </m:sub>
+              </m:sSub>
+            </m:fName>
+            <m:e>
+              <m:r>
+                <w:rPr>
+                  <w:rFonts w:ascii="Cambria Math" w:eastAsiaTheme="minorEastAsia" w:hAnsi="Cambria Math"/>
+                </w:rPr>
+                <m:t>7</m:t>
+              </m:r>
+            </m:e>
+          </m:func>
+          <m:r>
+            <w:rPr>
+              <w:rFonts w:ascii="Cambria Math" w:eastAsiaTheme="minorEastAsia" w:hAnsi="Cambria Math"/>
+            </w:rPr>
+            <m:t>≅2,81</m:t>
+          </m:r>
+        </m:oMath>
+      </m:oMathPara>
+    </w:p>
+    <w:p>
+      <w:pPr>
+        <w:rPr>
+          <w:rFonts w:eastAsiaTheme="minorEastAsia"/>
+        </w:rPr>
+      </w:pPr>
+      <w:r>
+        <w:rPr>
+          <w:rFonts w:eastAsiaTheme="minorEastAsia"/>
+        </w:rPr>
+        <w:t xml:space="preserve">Por método maestro simplificado, como p </w:t>
+      </w:r>
+      <w:r>
+        <w:rPr>
+          <w:rFonts w:eastAsiaTheme="minorEastAsia"/>
+        </w:rPr>
+        <w:t>&gt;</w:t>
+      </w:r>
+      <w:r>
+        <w:rPr>
+          <w:rFonts w:eastAsiaTheme="minorEastAsia"/>
+        </w:rPr>
+        <w:t xml:space="preserve"> c, la complejidad temporal resulta</w:t>
+      </w:r>
+      <w:r>
+        <w:rPr>
+          <w:rFonts w:eastAsiaTheme="minorEastAsia"/>
+        </w:rPr>
+        <w:t xml:space="preserve"> </w:t>
+      </w:r>
+      <m:oMath>
+        <m:r>
+          <w:rPr>
+            <w:rFonts w:ascii="Cambria Math" w:eastAsiaTheme="minorEastAsia" w:hAnsi="Cambria Math"/>
+          </w:rPr>
+          <m:t>θ</m:t>
+        </m:r>
+        <m:r>
+          <w:rPr>
+            <w:rFonts w:ascii="Cambria Math" w:eastAsiaTheme="minorEastAsia" w:hAnsi="Cambria Math"/>
+          </w:rPr>
+          <m:t>(</m:t>
+        </m:r>
+        <m:sSup>
+          <m:sSupPr>
+            <m:ctrlPr>
+              <w:rPr>
+                <w:rFonts w:ascii="Cambria Math" w:eastAsiaTheme="minorEastAsia" w:hAnsi="Cambria Math"/>
+                <w:i/>
+              </w:rPr>
+            </m:ctrlPr>
+          </m:sSupPr>
+          <m:e>
+            <m:r>
+              <w:rPr>
+                <w:rFonts w:ascii="Cambria Math" w:eastAsiaTheme="minorEastAsia" w:hAnsi="Cambria Math"/>
+              </w:rPr>
+              <m:t>n</m:t>
+            </m:r>
+          </m:e>
+          <m:sup>
+            <m:r>
+              <w:rPr>
+                <w:rFonts w:ascii="Cambria Math" w:eastAsiaTheme="minorEastAsia" w:hAnsi="Cambria Math"/>
+              </w:rPr>
+              <m:t>2</m:t>
+            </m:r>
+            <m:r>
+              <w:rPr>
+                <w:rFonts w:ascii="Cambria Math" w:eastAsiaTheme="minorEastAsia" w:hAnsi="Cambria Math"/>
+              </w:rPr>
+              <m:t>,81</m:t>
+            </m:r>
+          </m:sup>
+        </m:sSup>
+        <m:r>
+          <w:rPr>
+            <w:rFonts w:ascii="Cambria Math" w:eastAsiaTheme="minorEastAsia" w:hAnsi="Cambria Math"/>
+          </w:rPr>
+          <m:t>)</m:t>
+        </m:r>
+      </m:oMath>
+    </w:p>
+    <w:p>
+      <w:pPr>
+        <w:rPr>
+          <w:rFonts w:eastAsiaTheme="minorEastAsia"/>
+          <w:b/>
+          <w:bCs/>
+          <w:lang w:val="en-US"/>
+        </w:rPr>
+      </w:pPr>
+      <w:r>
+        <w:rPr>
+          <w:rFonts w:eastAsiaTheme="minorEastAsia"/>
+          <w:b/>
+          <w:bCs/>
+          <w:lang w:val="en-US"/>
+        </w:rPr>
+        <w:t>f. T(n) = 2T(n/4) + √n</w:t>
+      </w:r>
+    </w:p>
+    <w:p>
+      <w:pPr>
+        <w:rPr>
+          <w:rFonts w:eastAsiaTheme="minorEastAsia"/>
+        </w:rPr>
+      </w:pPr>
+      <w:r>
+        <w:rPr>
+          <w:rFonts w:eastAsiaTheme="minorEastAsia"/>
+        </w:rPr>
+        <w:t>De la</w:t>
+      </w:r>
+      <w:r>
+        <w:rPr>
+          <w:rFonts w:eastAsiaTheme="minorEastAsia"/>
+        </w:rPr>
+        <w:t xml:space="preserve"> ecuación se obtiene que a = 2, b = </w:t>
+      </w:r>
+      <w:r>
+        <w:rPr>
+          <w:rFonts w:eastAsiaTheme="minorEastAsia"/>
+        </w:rPr>
+        <w:t>4</w:t>
+      </w:r>
+      <w:r>
+        <w:rPr>
+          <w:rFonts w:eastAsiaTheme="minorEastAsia"/>
+        </w:rPr>
+        <w:t>, f(n) = n</w:t>
+      </w:r>
+      <w:r>
+        <w:rPr>
+          <w:rFonts w:eastAsiaTheme="minorEastAsia"/>
+          <w:vertAlign w:val="superscript"/>
+        </w:rPr>
+        <w:t>1/2</w:t>
+      </w:r>
+      <w:r>
+        <w:rPr>
+          <w:rFonts w:eastAsiaTheme="minorEastAsia"/>
+        </w:rPr>
+        <w:t>.</w:t>
+      </w:r>
+    </w:p>
+    <w:p>
+      <w:pPr>
+        <w:rPr>
+          <w:rFonts w:eastAsiaTheme="minorEastAsia"/>
+        </w:rPr>
+      </w:pPr>
+      <m:oMathPara>
+        <m:oMath>
+          <m:r>
+            <w:rPr>
+              <w:rFonts w:ascii="Cambria Math" w:eastAsiaTheme="minorEastAsia" w:hAnsi="Cambria Math"/>
+            </w:rPr>
+            <m:t>p=</m:t>
+          </m:r>
+          <m:func>
+            <m:funcPr>
+              <m:ctrlPr>
+                <w:rPr>
+                  <w:rFonts w:ascii="Cambria Math" w:eastAsiaTheme="minorEastAsia" w:hAnsi="Cambria Math"/>
+                  <w:i/>
+                </w:rPr>
+              </m:ctrlPr>
+            </m:funcPr>
+            <m:fName>
+              <m:sSub>
+                <m:sSubPr>
+                  <m:ctrlPr>
+                    <w:rPr>
+                      <w:rFonts w:ascii="Cambria Math" w:eastAsiaTheme="minorEastAsia" w:hAnsi="Cambria Math"/>
+                      <w:i/>
+                    </w:rPr>
+                  </m:ctrlPr>
+                </m:sSubPr>
+                <m:e>
+                  <m:r>
+                    <m:rPr>
+                      <m:sty m:val="p"/>
+                    </m:rPr>
+                    <w:rPr>
+                      <w:rFonts w:ascii="Cambria Math" w:hAnsi="Cambria Math"/>
+                    </w:rPr>
+                    <m:t>log</m:t>
+                  </m:r>
+                </m:e>
+                <m:sub>
+                  <m:r>
+                    <w:rPr>
+                      <w:rFonts w:ascii="Cambria Math" w:eastAsiaTheme="minorEastAsia" w:hAnsi="Cambria Math"/>
+                    </w:rPr>
+                    <m:t>4</m:t>
+                  </m:r>
+                </m:sub>
+              </m:sSub>
+            </m:fName>
+            <m:e>
+              <m:r>
+                <w:rPr>
+                  <w:rFonts w:ascii="Cambria Math" w:eastAsiaTheme="minorEastAsia" w:hAnsi="Cambria Math"/>
+                </w:rPr>
+                <m:t>2</m:t>
+              </m:r>
+            </m:e>
+          </m:func>
+          <m:r>
+            <w:rPr>
+              <w:rFonts w:ascii="Cambria Math" w:eastAsiaTheme="minorEastAsia" w:hAnsi="Cambria Math"/>
+            </w:rPr>
+            <m:t>=</m:t>
+          </m:r>
+          <m:f>
+            <m:fPr>
+              <m:ctrlPr>
+                <w:rPr>
+                  <w:rFonts w:ascii="Cambria Math" w:eastAsiaTheme="minorEastAsia" w:hAnsi="Cambria Math"/>
+                  <w:i/>
+                </w:rPr>
+              </m:ctrlPr>
+            </m:fPr>
+            <m:num>
+              <m:r>
+                <w:rPr>
+                  <w:rFonts w:ascii="Cambria Math" w:eastAsiaTheme="minorEastAsia" w:hAnsi="Cambria Math"/>
+                </w:rPr>
+                <m:t>1</m:t>
+              </m:r>
+            </m:num>
+            <m:den>
+              <m:r>
+                <w:rPr>
+                  <w:rFonts w:ascii="Cambria Math" w:eastAsiaTheme="minorEastAsia" w:hAnsi="Cambria Math"/>
+                </w:rPr>
+                <m:t>2</m:t>
+              </m:r>
+            </m:den>
+          </m:f>
+        </m:oMath>
+      </m:oMathPara>
+    </w:p>
+    <w:p>
+      <w:pPr>
+        <w:rPr>
+          <w:rFonts w:eastAsiaTheme="minorEastAsia"/>
+        </w:rPr>
+      </w:pPr>
+      <w:r>
+        <w:rPr>
+          <w:rFonts w:eastAsiaTheme="minorEastAsia"/>
+        </w:rPr>
+        <w:t>Esta ecuación corresponde al caso</w:t>
+      </w:r>
+      <w:r>
+        <w:rPr>
+          <w:rFonts w:eastAsiaTheme="minorEastAsia"/>
+        </w:rPr>
+        <w:t xml:space="preserve"> 2</w:t>
+      </w:r>
+      <w:r>
+        <w:rPr>
+          <w:rFonts w:eastAsiaTheme="minorEastAsia"/>
+        </w:rPr>
+        <w:t xml:space="preserve"> del método maestro:</w:t>
+      </w:r>
+    </w:p>
+    <w:p>
+      <w:pPr>
+        <w:rPr>
+          <w:rFonts w:eastAsiaTheme="minorEastAsia"/>
+        </w:rPr>
+      </w:pPr>
+      <m:oMathPara>
+        <m:oMath>
+          <m:r>
+            <w:rPr>
+              <w:rFonts w:ascii="Cambria Math" w:eastAsiaTheme="minorEastAsia" w:hAnsi="Cambria Math"/>
+            </w:rPr>
+            <m:t>f(n)=</m:t>
+          </m:r>
+          <m:r>
+            <w:rPr>
+              <w:rFonts w:ascii="Cambria Math" w:eastAsiaTheme="minorEastAsia" w:hAnsi="Cambria Math"/>
+            </w:rPr>
+            <m:t>θ</m:t>
+          </m:r>
+          <m:r>
+            <w:rPr>
+              <w:rFonts w:ascii="Cambria Math" w:eastAsiaTheme="minorEastAsia" w:hAnsi="Cambria Math"/>
+            </w:rPr>
+            <m:t>(</m:t>
+          </m:r>
+          <m:sSup>
+            <m:sSupPr>
+              <m:ctrlPr>
+                <w:rPr>
+                  <w:rFonts w:ascii="Cambria Math" w:eastAsiaTheme="minorEastAsia" w:hAnsi="Cambria Math"/>
+                  <w:i/>
+                </w:rPr>
+              </m:ctrlPr>
+            </m:sSupPr>
+            <m:e>
+              <m:r>
+                <w:rPr>
+                  <w:rFonts w:ascii="Cambria Math" w:eastAsiaTheme="minorEastAsia" w:hAnsi="Cambria Math"/>
+                </w:rPr>
+                <m:t>n</m:t>
+              </m:r>
+            </m:e>
+            <m:sup>
+              <m:r>
+                <w:rPr>
+                  <w:rFonts w:ascii="Cambria Math" w:eastAsiaTheme="minorEastAsia" w:hAnsi="Cambria Math"/>
+                </w:rPr>
+                <m:t>1/2</m:t>
+              </m:r>
+            </m:sup>
+          </m:sSup>
+          <m:r>
+            <w:rPr>
+              <w:rFonts w:ascii="Cambria Math" w:eastAsiaTheme="minorEastAsia" w:hAnsi="Cambria Math"/>
+            </w:rPr>
+            <m:t>)</m:t>
+          </m:r>
+        </m:oMath>
+      </m:oMathPara>
+    </w:p>
+    <w:p>
+      <w:pPr>
+        <w:rPr>
+          <w:rFonts w:eastAsiaTheme="minorEastAsia"/>
+        </w:rPr>
+      </w:pPr>
+      <m:oMathPara>
+        <m:oMath>
+          <m:r>
+            <w:rPr>
+              <w:rFonts w:ascii="Cambria Math" w:eastAsiaTheme="minorEastAsia" w:hAnsi="Cambria Math"/>
+            </w:rPr>
+            <m:t>T(n)=θ(</m:t>
+          </m:r>
+          <m:rad>
+            <m:radPr>
+              <m:degHide m:val="1"/>
+              <m:ctrlPr>
+                <w:rPr>
+                  <w:rFonts w:ascii="Cambria Math" w:eastAsiaTheme="minorEastAsia" w:hAnsi="Cambria Math"/>
+                  <w:i/>
+                </w:rPr>
+              </m:ctrlPr>
+            </m:radPr>
+            <m:deg/>
+            <m:e>
+              <m:r>
+                <w:rPr>
+                  <w:rFonts w:ascii="Cambria Math" w:eastAsiaTheme="minorEastAsia" w:hAnsi="Cambria Math"/>
+                </w:rPr>
+                <m:t>n</m:t>
+              </m:r>
+            </m:e>
+          </m:rad>
+          <m:r>
+            <w:rPr>
+              <w:rFonts w:ascii="Cambria Math" w:eastAsiaTheme="minorEastAsia" w:hAnsi="Cambria Math"/>
+            </w:rPr>
+            <m:t xml:space="preserve"> log n</m:t>
+          </m:r>
+          <m:r>
+            <w:rPr>
+              <w:rFonts w:ascii="Cambria Math" w:eastAsiaTheme="minorEastAsia" w:hAnsi="Cambria Math"/>
+            </w:rPr>
+            <m:t>)</m:t>
+          </m:r>
+        </m:oMath>
+      </m:oMathPara>
+    </w:p>
+    <w:p>
+      <w:pPr>
+        <w:rPr>
+          <w:rFonts w:eastAsiaTheme="minorEastAsia"/>
+        </w:rPr>
+      </w:pPr>
+      <w:r>
+        <w:rPr>
+          <w:rFonts w:eastAsiaTheme="minorEastAsia"/>
+        </w:rPr>
+        <w:t>Si</w:t>
+      </w:r>
+      <w:r>
+        <w:rPr>
+          <w:rFonts w:eastAsiaTheme="minorEastAsia"/>
+        </w:rPr>
+        <w:t xml:space="preserve"> ordena</w:t>
+      </w:r>
+      <w:r>
+        <w:rPr>
+          <w:rFonts w:eastAsiaTheme="minorEastAsia"/>
+        </w:rPr>
+        <w:t xml:space="preserve">mos las ecuaciones </w:t>
+      </w:r>
+      <w:r>
+        <w:rPr>
+          <w:rFonts w:eastAsiaTheme="minorEastAsia"/>
+        </w:rPr>
+        <w:t xml:space="preserve">en </w:t>
+      </w:r>
+      <w:r>
+        <w:rPr>
+          <w:rFonts w:eastAsiaTheme="minorEastAsia"/>
+          <w:b/>
+          <w:bCs/>
+        </w:rPr>
+        <w:t>orden ascendente</w:t>
+      </w:r>
+      <w:r>
+        <w:rPr>
+          <w:rFonts w:eastAsiaTheme="minorEastAsia"/>
+          <w:b/>
+          <w:bCs/>
+        </w:rPr>
+        <w:t xml:space="preserve"> </w:t>
+      </w:r>
+      <w:r>
+        <w:rPr>
+          <w:rFonts w:eastAsiaTheme="minorEastAsia"/>
+        </w:rPr>
+        <w:t>con respecto a su velocidad de crecimiento:</w:t>
+      </w:r>
+    </w:p>
+    <w:p>
+      <w:pPr>
+        <w:spacing w:after="0"/>
+        <w:rPr>
+          <w:rFonts w:eastAsiaTheme="minorEastAsia"/>
+          <w:lang w:val="en-US"/>
+        </w:rPr>
+      </w:pPr>
+      <w:r>
+        <w:rPr>
+          <w:rFonts w:eastAsiaTheme="minorEastAsia"/>
+          <w:lang w:val="en-US"/>
+        </w:rPr>
+        <w:t xml:space="preserve">1) </w:t>
+      </w:r>
+      <w:r>
+        <w:rPr>
+          <w:rFonts w:eastAsiaTheme="minorEastAsia"/>
+          <w:lang w:val="en-US"/>
+        </w:rPr>
+        <w:t>f. T(n) = 2T(n/4) + √n</w:t>
+      </w:r>
+      <w:r>
+        <w:rPr>
+          <w:rFonts w:eastAsiaTheme="minorEastAsia"/>
+          <w:lang w:val="en-US"/>
+        </w:rPr>
+        <w:t xml:space="preserve">: </w:t>
+      </w:r>
+      <m:oMath>
+        <m:r>
+          <w:rPr>
+            <w:rFonts w:ascii="Cambria Math" w:eastAsiaTheme="minorEastAsia" w:hAnsi="Cambria Math"/>
+          </w:rPr>
+          <m:t>θ</m:t>
+        </m:r>
+        <m:r>
+          <w:rPr>
+            <w:rFonts w:ascii="Cambria Math" w:eastAsiaTheme="minorEastAsia" w:hAnsi="Cambria Math"/>
+            <w:lang w:val="en-US"/>
+          </w:rPr>
+          <m:t>(</m:t>
+        </m:r>
+        <m:rad>
+          <m:radPr>
+            <m:degHide m:val="1"/>
+            <m:ctrlPr>
+              <w:rPr>
+                <w:rFonts w:ascii="Cambria Math" w:eastAsiaTheme="minorEastAsia" w:hAnsi="Cambria Math"/>
+                <w:i/>
+              </w:rPr>
+            </m:ctrlPr>
+          </m:radPr>
+          <m:deg/>
+          <m:e>
+            <m:r>
+              <w:rPr>
+                <w:rFonts w:ascii="Cambria Math" w:eastAsiaTheme="minorEastAsia" w:hAnsi="Cambria Math"/>
+                <w:lang w:val="en-US"/>
+              </w:rPr>
+              <m:t>n</m:t>
+            </m:r>
+          </m:e>
+        </m:rad>
+        <m:r>
+          <w:rPr>
+            <w:rFonts w:ascii="Cambria Math" w:eastAsiaTheme="minorEastAsia" w:hAnsi="Cambria Math"/>
+            <w:lang w:val="en-US"/>
+          </w:rPr>
+          <m:t xml:space="preserve"> log n)</m:t>
+        </m:r>
+      </m:oMath>
+    </w:p>
+    <w:p>
+      <w:pPr>
+        <w:spacing w:after="0"/>
+        <w:rPr>
+          <w:rFonts w:eastAsiaTheme="minorEastAsia"/>
+          <w:lang w:val="en-US"/>
+        </w:rPr>
+      </w:pPr>
+      <w:r>
+        <w:rPr>
+          <w:rFonts w:eastAsiaTheme="minorEastAsia"/>
+          <w:lang w:val="en-US"/>
+        </w:rPr>
+        <w:t xml:space="preserve">2) </w:t>
+      </w:r>
+      <w:r>
+        <w:rPr>
+          <w:rFonts w:eastAsiaTheme="minorEastAsia"/>
+          <w:lang w:val="en-US"/>
+        </w:rPr>
+        <w:t>b. T(n) = 2T(7n/10) + n</w:t>
+      </w:r>
+      <w:r>
+        <w:rPr>
+          <w:rFonts w:eastAsiaTheme="minorEastAsia"/>
+          <w:lang w:val="en-US"/>
+        </w:rPr>
+        <w:t xml:space="preserve">: </w:t>
+      </w:r>
+      <m:oMath>
+        <m:r>
+          <w:rPr>
+            <w:rFonts w:ascii="Cambria Math" w:eastAsiaTheme="minorEastAsia" w:hAnsi="Cambria Math"/>
+          </w:rPr>
+          <m:t>θ</m:t>
+        </m:r>
+        <m:r>
+          <w:rPr>
+            <w:rFonts w:ascii="Cambria Math" w:eastAsiaTheme="minorEastAsia" w:hAnsi="Cambria Math"/>
+            <w:lang w:val="en-US"/>
+          </w:rPr>
+          <m:t>(</m:t>
+        </m:r>
+        <m:sSup>
+          <m:sSupPr>
+            <m:ctrlPr>
+              <w:rPr>
+                <w:rFonts w:ascii="Cambria Math" w:eastAsiaTheme="minorEastAsia" w:hAnsi="Cambria Math"/>
+                <w:i/>
+              </w:rPr>
+            </m:ctrlPr>
+          </m:sSupPr>
+          <m:e>
+            <m:r>
+              <w:rPr>
+                <w:rFonts w:ascii="Cambria Math" w:eastAsiaTheme="minorEastAsia" w:hAnsi="Cambria Math"/>
+                <w:lang w:val="en-US"/>
+              </w:rPr>
+              <m:t>n</m:t>
+            </m:r>
+          </m:e>
+          <m:sup>
+            <m:r>
+              <w:rPr>
+                <w:rFonts w:ascii="Cambria Math" w:eastAsiaTheme="minorEastAsia" w:hAnsi="Cambria Math"/>
+                <w:lang w:val="en-US"/>
+              </w:rPr>
+              <m:t>1,94</m:t>
+            </m:r>
+          </m:sup>
+        </m:sSup>
+        <m:r>
+          <w:rPr>
+            <w:rFonts w:ascii="Cambria Math" w:eastAsiaTheme="minorEastAsia" w:hAnsi="Cambria Math"/>
+            <w:lang w:val="en-US"/>
+          </w:rPr>
+          <m:t>)</m:t>
+        </m:r>
+      </m:oMath>
+    </w:p>
+    <w:p>
+      <w:pPr>
+        <w:spacing w:after="0"/>
+        <w:rPr>
+          <w:rFonts w:eastAsiaTheme="minorEastAsia"/>
+          <w:lang w:val="en-US"/>
+        </w:rPr>
+      </w:pPr>
+      <w:r>
+        <w:rPr>
+          <w:rFonts w:eastAsiaTheme="minorEastAsia"/>
+          <w:lang w:val="en-US"/>
+        </w:rPr>
+        <w:t xml:space="preserve">3) </w:t>
+      </w:r>
+      <w:r>
+        <w:rPr>
+          <w:rFonts w:eastAsiaTheme="minorEastAsia"/>
+          <w:lang w:val="en-US"/>
+        </w:rPr>
+        <w:t>d. T(n) = 7T(n/3) + n</w:t>
+      </w:r>
+      <w:r>
+        <w:rPr>
+          <w:rFonts w:eastAsiaTheme="minorEastAsia"/>
+          <w:vertAlign w:val="superscript"/>
+          <w:lang w:val="en-US"/>
+        </w:rPr>
+        <w:t>2</w:t>
+      </w:r>
+      <w:r>
+        <w:rPr>
+          <w:rFonts w:eastAsiaTheme="minorEastAsia"/>
+          <w:lang w:val="en-US"/>
+        </w:rPr>
+        <w:t xml:space="preserve">: </w:t>
+      </w:r>
+      <m:oMath>
+        <m:r>
+          <w:rPr>
+            <w:rFonts w:ascii="Cambria Math" w:eastAsiaTheme="minorEastAsia" w:hAnsi="Cambria Math"/>
+          </w:rPr>
+          <m:t>θ</m:t>
+        </m:r>
+        <m:r>
+          <w:rPr>
+            <w:rFonts w:ascii="Cambria Math" w:eastAsiaTheme="minorEastAsia" w:hAnsi="Cambria Math"/>
+            <w:lang w:val="en-US"/>
+          </w:rPr>
+          <m:t>(</m:t>
+        </m:r>
+        <m:sSup>
+          <m:sSupPr>
+            <m:ctrlPr>
+              <w:rPr>
+                <w:rFonts w:ascii="Cambria Math" w:eastAsiaTheme="minorEastAsia" w:hAnsi="Cambria Math"/>
+                <w:i/>
+              </w:rPr>
+            </m:ctrlPr>
+          </m:sSupPr>
+          <m:e>
+            <m:r>
+              <w:rPr>
+                <w:rFonts w:ascii="Cambria Math" w:eastAsiaTheme="minorEastAsia" w:hAnsi="Cambria Math"/>
+                <w:lang w:val="en-US"/>
+              </w:rPr>
+              <m:t>n</m:t>
+            </m:r>
+          </m:e>
+          <m:sup>
+            <m:r>
+              <w:rPr>
+                <w:rFonts w:ascii="Cambria Math" w:eastAsiaTheme="minorEastAsia" w:hAnsi="Cambria Math"/>
+                <w:lang w:val="en-US"/>
+              </w:rPr>
+              <m:t>2</m:t>
+            </m:r>
+          </m:sup>
+        </m:sSup>
+        <m:r>
+          <w:rPr>
+            <w:rFonts w:ascii="Cambria Math" w:eastAsiaTheme="minorEastAsia" w:hAnsi="Cambria Math"/>
+            <w:lang w:val="en-US"/>
+          </w:rPr>
+          <m:t>)</m:t>
+        </m:r>
+      </m:oMath>
+    </w:p>
+    <w:p>
+      <w:pPr>
+        <w:spacing w:after="0"/>
+        <w:rPr>
+          <w:rFonts w:eastAsiaTheme="minorEastAsia"/>
+          <w:lang w:val="en-US"/>
+        </w:rPr>
+      </w:pPr>
+      <w:r>
+        <w:rPr>
+          <w:rFonts w:eastAsiaTheme="minorEastAsia"/>
+          <w:lang w:val="en-US"/>
+        </w:rPr>
+        <w:t xml:space="preserve">4) </w:t>
+      </w:r>
+      <w:r>
+        <w:rPr>
+          <w:rFonts w:eastAsiaTheme="minorEastAsia"/>
+          <w:lang w:val="en-US"/>
+        </w:rPr>
+        <w:t>c. T(n) = 16T(n/4) + n</w:t>
+      </w:r>
+      <w:r>
+        <w:rPr>
+          <w:rFonts w:eastAsiaTheme="minorEastAsia"/>
+          <w:vertAlign w:val="superscript"/>
+          <w:lang w:val="en-US"/>
+        </w:rPr>
+        <w:t>2</w:t>
+      </w:r>
+      <w:r>
+        <w:rPr>
+          <w:rFonts w:eastAsiaTheme="minorEastAsia"/>
+          <w:lang w:val="en-US"/>
+        </w:rPr>
+        <w:t xml:space="preserve">: </w:t>
+      </w:r>
+      <m:oMath>
+        <m:r>
+          <w:rPr>
+            <w:rFonts w:ascii="Cambria Math" w:eastAsiaTheme="minorEastAsia" w:hAnsi="Cambria Math"/>
+          </w:rPr>
+          <m:t>θ</m:t>
+        </m:r>
+        <m:r>
+          <w:rPr>
+            <w:rFonts w:ascii="Cambria Math" w:eastAsiaTheme="minorEastAsia" w:hAnsi="Cambria Math"/>
+            <w:lang w:val="en-US"/>
+          </w:rPr>
+          <m:t>(</m:t>
+        </m:r>
+        <m:sSup>
+          <m:sSupPr>
+            <m:ctrlPr>
+              <w:rPr>
+                <w:rFonts w:ascii="Cambria Math" w:eastAsiaTheme="minorEastAsia" w:hAnsi="Cambria Math"/>
+                <w:i/>
+              </w:rPr>
+            </m:ctrlPr>
+          </m:sSupPr>
+          <m:e>
+            <m:r>
+              <w:rPr>
+                <w:rFonts w:ascii="Cambria Math" w:eastAsiaTheme="minorEastAsia" w:hAnsi="Cambria Math"/>
+                <w:lang w:val="en-US"/>
+              </w:rPr>
+              <m:t>n</m:t>
+            </m:r>
+          </m:e>
+          <m:sup>
+            <m:r>
+              <w:rPr>
+                <w:rFonts w:ascii="Cambria Math" w:eastAsiaTheme="minorEastAsia" w:hAnsi="Cambria Math"/>
+                <w:lang w:val="en-US"/>
+              </w:rPr>
+              <m:t>2</m:t>
+            </m:r>
+          </m:sup>
+        </m:sSup>
+        <m:r>
+          <w:rPr>
+            <w:rFonts w:ascii="Cambria Math" w:eastAsiaTheme="minorEastAsia" w:hAnsi="Cambria Math"/>
+            <w:lang w:val="en-US"/>
+          </w:rPr>
+          <m:t xml:space="preserve"> log n)</m:t>
+        </m:r>
+      </m:oMath>
+    </w:p>
+    <w:p>
+      <w:pPr>
+        <w:spacing w:after="0"/>
+        <w:rPr>
+          <w:rFonts w:eastAsiaTheme="minorEastAsia"/>
+          <w:lang w:val="en-US"/>
+        </w:rPr>
+      </w:pPr>
+      <w:r>
+        <w:rPr>
+          <w:rFonts w:eastAsiaTheme="minorEastAsia"/>
+          <w:lang w:val="en-US"/>
+        </w:rPr>
+        <w:t xml:space="preserve">5) </w:t>
+      </w:r>
+      <w:r>
+        <w:rPr>
+          <w:rFonts w:eastAsiaTheme="minorEastAsia"/>
+          <w:lang w:val="en-US"/>
+        </w:rPr>
+        <w:t>e. T(n) = 7T(n/2) + n</w:t>
+      </w:r>
+      <w:r>
+        <w:rPr>
+          <w:rFonts w:eastAsiaTheme="minorEastAsia"/>
+          <w:vertAlign w:val="superscript"/>
+          <w:lang w:val="en-US"/>
+        </w:rPr>
+        <w:t>2</w:t>
+      </w:r>
+      <w:r>
+        <w:rPr>
+          <w:rFonts w:eastAsiaTheme="minorEastAsia"/>
+          <w:lang w:val="en-US"/>
+        </w:rPr>
+        <w:t xml:space="preserve">: </w:t>
+      </w:r>
+      <m:oMath>
+        <m:r>
+          <w:rPr>
+            <w:rFonts w:ascii="Cambria Math" w:eastAsiaTheme="minorEastAsia" w:hAnsi="Cambria Math"/>
+          </w:rPr>
+          <m:t>θ</m:t>
+        </m:r>
+        <m:r>
+          <w:rPr>
+            <w:rFonts w:ascii="Cambria Math" w:eastAsiaTheme="minorEastAsia" w:hAnsi="Cambria Math"/>
+            <w:lang w:val="en-US"/>
+          </w:rPr>
+          <m:t>(</m:t>
+        </m:r>
+        <m:sSup>
+          <m:sSupPr>
+            <m:ctrlPr>
+              <w:rPr>
+                <w:rFonts w:ascii="Cambria Math" w:eastAsiaTheme="minorEastAsia" w:hAnsi="Cambria Math"/>
+                <w:i/>
+              </w:rPr>
+            </m:ctrlPr>
+          </m:sSupPr>
+          <m:e>
+            <m:r>
+              <w:rPr>
+                <w:rFonts w:ascii="Cambria Math" w:eastAsiaTheme="minorEastAsia" w:hAnsi="Cambria Math"/>
+                <w:lang w:val="en-US"/>
+              </w:rPr>
+              <m:t>n</m:t>
+            </m:r>
+          </m:e>
+          <m:sup>
+            <m:r>
+              <w:rPr>
+                <w:rFonts w:ascii="Cambria Math" w:eastAsiaTheme="minorEastAsia" w:hAnsi="Cambria Math"/>
+                <w:lang w:val="en-US"/>
+              </w:rPr>
+              <m:t>2,81</m:t>
+            </m:r>
+          </m:sup>
+        </m:sSup>
+        <m:r>
+          <w:rPr>
+            <w:rFonts w:ascii="Cambria Math" w:eastAsiaTheme="minorEastAsia" w:hAnsi="Cambria Math"/>
+            <w:lang w:val="en-US"/>
+          </w:rPr>
+          <m:t>)</m:t>
+        </m:r>
+      </m:oMath>
+    </w:p>
+    <w:p>
+      <w:pPr>
+        <w:spacing w:after="0"/>
+        <w:rPr>
+          <w:rFonts w:eastAsiaTheme="minorEastAsia"/>
+          <w:lang w:val="en-US"/>
+        </w:rPr>
+      </w:pPr>
+      <w:r>
+        <w:rPr>
+          <w:rFonts w:eastAsiaTheme="minorEastAsia"/>
+          <w:lang w:val="en-US"/>
+        </w:rPr>
+        <w:t xml:space="preserve">6) </w:t>
+      </w:r>
+      <w:r>
+        <w:rPr>
+          <w:rFonts w:eastAsiaTheme="minorEastAsia"/>
+          <w:lang w:val="en-US"/>
+        </w:rPr>
+        <w:t>a. T(n) = 2T(n/2) + n</w:t>
+      </w:r>
+      <w:r>
+        <w:rPr>
+          <w:rFonts w:eastAsiaTheme="minorEastAsia"/>
+          <w:vertAlign w:val="superscript"/>
+          <w:lang w:val="en-US"/>
+        </w:rPr>
+        <w:t>4</w:t>
+      </w:r>
+      <w:r>
+        <w:rPr>
+          <w:rFonts w:eastAsiaTheme="minorEastAsia"/>
+          <w:lang w:val="en-US"/>
+        </w:rPr>
+        <w:t xml:space="preserve">: </w:t>
+      </w:r>
+      <m:oMath>
+        <m:r>
+          <w:rPr>
+            <w:rFonts w:ascii="Cambria Math" w:eastAsiaTheme="minorEastAsia" w:hAnsi="Cambria Math"/>
+          </w:rPr>
+          <m:t>θ</m:t>
+        </m:r>
+        <m:r>
+          <w:rPr>
+            <w:rFonts w:ascii="Cambria Math" w:eastAsiaTheme="minorEastAsia" w:hAnsi="Cambria Math"/>
+            <w:lang w:val="en-US"/>
+          </w:rPr>
+          <m:t>(</m:t>
+        </m:r>
+        <m:sSup>
+          <m:sSupPr>
+            <m:ctrlPr>
+              <w:rPr>
+                <w:rFonts w:ascii="Cambria Math" w:eastAsiaTheme="minorEastAsia" w:hAnsi="Cambria Math"/>
+                <w:i/>
+              </w:rPr>
+            </m:ctrlPr>
+          </m:sSupPr>
+          <m:e>
+            <m:r>
+              <w:rPr>
+                <w:rFonts w:ascii="Cambria Math" w:eastAsiaTheme="minorEastAsia" w:hAnsi="Cambria Math"/>
+                <w:lang w:val="en-US"/>
+              </w:rPr>
+              <m:t>n</m:t>
+            </m:r>
+          </m:e>
+          <m:sup>
+            <m:r>
+              <w:rPr>
+                <w:rFonts w:ascii="Cambria Math" w:eastAsiaTheme="minorEastAsia" w:hAnsi="Cambria Math"/>
+                <w:lang w:val="en-US"/>
+              </w:rPr>
+              <m:t>4</m:t>
+            </m:r>
+          </m:sup>
+        </m:sSup>
+        <m:r>
+          <w:rPr>
+            <w:rFonts w:ascii="Cambria Math" w:eastAsiaTheme="minorEastAsia" w:hAnsi="Cambria Math"/>
+            <w:lang w:val="en-US"/>
+          </w:rPr>
+          <m:t>)</m:t>
+        </m:r>
+      </m:oMath>
     </w:p>
     <w:sectPr>
       <w:headerReference w:type="default" r:id="rId9"/>
